--- a/contract-template/HomeSpace_03_Hop_Dong_Thue_Phong_Tro.docx
+++ b/contract-template/HomeSpace_03_Hop_Dong_Thue_Phong_Tro.docx
@@ -5,9 +5,9 @@
     <w:p>
       <w:pPr>
         <w:keepNext w:val="0"/>
-        <w:spacing w:before="0" w:after="0" w:line="269" w:lineRule="auto"/>
-        <w:ind w:left="0"/>
+        <w:spacing w:before="0" w:after="40" w:line="276" w:lineRule="auto"/>
         <w:jc w:val="center"/>
+        <w:widowControl w:val="1"/>
       </w:pPr>
       <w:r>
         <w:rPr>
@@ -22,9 +22,9 @@
     <w:p>
       <w:pPr>
         <w:keepNext w:val="0"/>
-        <w:spacing w:before="0" w:after="140" w:line="269" w:lineRule="auto"/>
-        <w:ind w:left="0"/>
+        <w:spacing w:before="0" w:after="240" w:line="276" w:lineRule="auto"/>
         <w:jc w:val="center"/>
+        <w:widowControl w:val="1"/>
       </w:pPr>
       <w:r>
         <w:rPr>
@@ -39,16 +39,16 @@
     <w:p>
       <w:pPr>
         <w:keepNext w:val="0"/>
-        <w:spacing w:before="0" w:after="40" w:line="269" w:lineRule="auto"/>
-        <w:ind w:left="0"/>
+        <w:spacing w:before="0" w:after="120" w:line="276" w:lineRule="auto"/>
         <w:jc w:val="center"/>
+        <w:widowControl w:val="1"/>
       </w:pPr>
       <w:r>
         <w:rPr>
           <w:rFonts w:ascii="Times New Roman" w:hAnsi="Times New Roman" w:eastAsia="Times New Roman"/>
           <w:b/>
           <w:i w:val="0"/>
-          <w:sz w:val="30"/>
+          <w:sz w:val="32"/>
         </w:rPr>
         <w:t>HỢP ĐỒNG THUÊ PHÒNG TRỌ</w:t>
       </w:r>
@@ -56,16 +56,16 @@
     <w:p>
       <w:pPr>
         <w:keepNext w:val="0"/>
-        <w:spacing w:before="0" w:after="100" w:line="269" w:lineRule="auto"/>
-        <w:ind w:left="0"/>
+        <w:spacing w:before="0" w:after="160" w:line="276" w:lineRule="auto"/>
         <w:jc w:val="center"/>
+        <w:widowControl w:val="1"/>
       </w:pPr>
       <w:r>
         <w:rPr>
           <w:rFonts w:ascii="Times New Roman" w:hAnsi="Times New Roman" w:eastAsia="Times New Roman"/>
           <w:b w:val="0"/>
           <w:i w:val="0"/>
-          <w:sz w:val="24"/>
+          <w:sz w:val="22"/>
         </w:rPr>
         <w:t xml:space="preserve">Số: </w:t>
       </w:r>
@@ -74,7 +74,7 @@
           <w:rFonts w:ascii="Times New Roman" w:hAnsi="Times New Roman" w:eastAsia="Times New Roman"/>
           <w:b/>
           <w:i w:val="0"/>
-          <w:sz w:val="24"/>
+          <w:sz w:val="22"/>
         </w:rPr>
         <w:t>{{contract.number}}</w:t>
       </w:r>
@@ -83,7 +83,7 @@
           <w:rFonts w:ascii="Times New Roman" w:hAnsi="Times New Roman" w:eastAsia="Times New Roman"/>
           <w:b w:val="0"/>
           <w:i w:val="0"/>
-          <w:sz w:val="24"/>
+          <w:sz w:val="22"/>
         </w:rPr>
         <w:t xml:space="preserve"> - Ngày ký: </w:t>
       </w:r>
@@ -92,7 +92,7 @@
           <w:rFonts w:ascii="Times New Roman" w:hAnsi="Times New Roman" w:eastAsia="Times New Roman"/>
           <w:b w:val="0"/>
           <w:i w:val="0"/>
-          <w:sz w:val="24"/>
+          <w:sz w:val="22"/>
         </w:rPr>
         <w:t>{{contract.signingDate}}</w:t>
       </w:r>
@@ -101,7 +101,7 @@
           <w:rFonts w:ascii="Times New Roman" w:hAnsi="Times New Roman" w:eastAsia="Times New Roman"/>
           <w:b w:val="0"/>
           <w:i w:val="0"/>
-          <w:sz w:val="24"/>
+          <w:sz w:val="22"/>
         </w:rPr>
         <w:t xml:space="preserve"> tại </w:t>
       </w:r>
@@ -110,17 +110,26 @@
           <w:rFonts w:ascii="Times New Roman" w:hAnsi="Times New Roman" w:eastAsia="Times New Roman"/>
           <w:b w:val="0"/>
           <w:i w:val="0"/>
-          <w:sz w:val="24"/>
+          <w:sz w:val="22"/>
         </w:rPr>
         <w:t>{{contract.signingCity}}</w:t>
+      </w:r>
+      <w:r>
+        <w:rPr>
+          <w:rFonts w:ascii="Times New Roman" w:hAnsi="Times New Roman" w:eastAsia="Times New Roman"/>
+          <w:b w:val="0"/>
+          <w:i w:val="0"/>
+          <w:sz w:val="22"/>
+        </w:rPr>
+        <w:t>.</w:t>
       </w:r>
     </w:p>
     <w:p>
       <w:pPr>
         <w:keepNext/>
-        <w:spacing w:before="100" w:after="60" w:line="269" w:lineRule="auto"/>
-        <w:ind w:left="0"/>
-        <w:jc w:val="left"/>
+        <w:spacing w:before="160" w:after="80" w:line="276" w:lineRule="auto"/>
+        <w:jc w:val="both"/>
+        <w:widowControl w:val="1"/>
       </w:pPr>
       <w:r>
         <w:rPr>
@@ -135,16 +144,17 @@
     <w:p>
       <w:pPr>
         <w:keepNext w:val="0"/>
-        <w:spacing w:before="0" w:after="30" w:line="269" w:lineRule="auto"/>
-        <w:ind w:left="312" w:hanging="170"/>
+        <w:spacing w:before="0" w:after="80" w:line="276" w:lineRule="auto"/>
+        <w:ind w:left="255" w:hanging="142"/>
         <w:jc w:val="both"/>
+        <w:widowControl w:val="1"/>
       </w:pPr>
       <w:r>
         <w:rPr>
           <w:rFonts w:ascii="Times New Roman" w:hAnsi="Times New Roman" w:eastAsia="Times New Roman"/>
           <w:b w:val="0"/>
           <w:i w:val="0"/>
-          <w:sz w:val="26"/>
+          <w:sz w:val="24"/>
         </w:rPr>
         <w:t>• Bộ luật Dân sự số 91/2015/QH13;</w:t>
       </w:r>
@@ -152,16 +162,17 @@
     <w:p>
       <w:pPr>
         <w:keepNext w:val="0"/>
-        <w:spacing w:before="0" w:after="30" w:line="269" w:lineRule="auto"/>
-        <w:ind w:left="312" w:hanging="170"/>
+        <w:spacing w:before="0" w:after="80" w:line="276" w:lineRule="auto"/>
+        <w:ind w:left="255" w:hanging="142"/>
         <w:jc w:val="both"/>
+        <w:widowControl w:val="1"/>
       </w:pPr>
       <w:r>
         <w:rPr>
           <w:rFonts w:ascii="Times New Roman" w:hAnsi="Times New Roman" w:eastAsia="Times New Roman"/>
           <w:b w:val="0"/>
           <w:i w:val="0"/>
-          <w:sz w:val="26"/>
+          <w:sz w:val="24"/>
         </w:rPr>
         <w:t>• Luật Nhà ở số 27/2023/QH15 và quy định về quản lý nhà ở nhiều phòng cho thuê;</w:t>
       </w:r>
@@ -169,16 +180,17 @@
     <w:p>
       <w:pPr>
         <w:keepNext w:val="0"/>
-        <w:spacing w:before="0" w:after="30" w:line="269" w:lineRule="auto"/>
-        <w:ind w:left="312" w:hanging="170"/>
+        <w:spacing w:before="0" w:after="80" w:line="276" w:lineRule="auto"/>
+        <w:ind w:left="255" w:hanging="142"/>
         <w:jc w:val="both"/>
+        <w:widowControl w:val="1"/>
       </w:pPr>
       <w:r>
         <w:rPr>
           <w:rFonts w:ascii="Times New Roman" w:hAnsi="Times New Roman" w:eastAsia="Times New Roman"/>
           <w:b w:val="0"/>
           <w:i w:val="0"/>
-          <w:sz w:val="26"/>
+          <w:sz w:val="24"/>
         </w:rPr>
         <w:t>• Luật Giao dịch điện tử số 20/2023/QH15;</w:t>
       </w:r>
@@ -186,16 +198,17 @@
     <w:p>
       <w:pPr>
         <w:keepNext w:val="0"/>
-        <w:spacing w:before="0" w:after="30" w:line="269" w:lineRule="auto"/>
-        <w:ind w:left="312" w:hanging="170"/>
+        <w:spacing w:before="0" w:after="80" w:line="276" w:lineRule="auto"/>
+        <w:ind w:left="255" w:hanging="142"/>
         <w:jc w:val="both"/>
+        <w:widowControl w:val="1"/>
       </w:pPr>
       <w:r>
         <w:rPr>
           <w:rFonts w:ascii="Times New Roman" w:hAnsi="Times New Roman" w:eastAsia="Times New Roman"/>
           <w:b w:val="0"/>
           <w:i w:val="0"/>
-          <w:sz w:val="26"/>
+          <w:sz w:val="24"/>
         </w:rPr>
         <w:t>• Luật Cư trú số 68/2020/QH14;</w:t>
       </w:r>
@@ -203,16 +216,17 @@
     <w:p>
       <w:pPr>
         <w:keepNext w:val="0"/>
-        <w:spacing w:before="0" w:after="30" w:line="269" w:lineRule="auto"/>
-        <w:ind w:left="312" w:hanging="170"/>
+        <w:spacing w:before="0" w:after="80" w:line="276" w:lineRule="auto"/>
+        <w:ind w:left="255" w:hanging="142"/>
         <w:jc w:val="both"/>
+        <w:widowControl w:val="1"/>
       </w:pPr>
       <w:r>
         <w:rPr>
           <w:rFonts w:ascii="Times New Roman" w:hAnsi="Times New Roman" w:eastAsia="Times New Roman"/>
           <w:b w:val="0"/>
           <w:i w:val="0"/>
-          <w:sz w:val="26"/>
+          <w:sz w:val="24"/>
         </w:rPr>
         <w:t>• Luật Phòng cháy, chữa cháy và cứu nạn, cứu hộ số 55/2024/QH15 (quy định về nhà trọ và lối thoát nạn khẩn cấp);</w:t>
       </w:r>
@@ -220,16 +234,17 @@
     <w:p>
       <w:pPr>
         <w:keepNext w:val="0"/>
-        <w:spacing w:before="0" w:after="30" w:line="269" w:lineRule="auto"/>
-        <w:ind w:left="312" w:hanging="170"/>
+        <w:spacing w:before="0" w:after="80" w:line="276" w:lineRule="auto"/>
+        <w:ind w:left="255" w:hanging="142"/>
         <w:jc w:val="both"/>
+        <w:widowControl w:val="1"/>
       </w:pPr>
       <w:r>
         <w:rPr>
           <w:rFonts w:ascii="Times New Roman" w:hAnsi="Times New Roman" w:eastAsia="Times New Roman"/>
           <w:b w:val="0"/>
           <w:i w:val="0"/>
-          <w:sz w:val="26"/>
+          <w:sz w:val="24"/>
         </w:rPr>
         <w:t>• Luật Kinh doanh bất động sản số 29/2023/QH15 (trong phạm vi áp dụng).</w:t>
       </w:r>
@@ -237,9 +252,9 @@
     <w:p>
       <w:pPr>
         <w:keepNext/>
-        <w:spacing w:before="100" w:after="60" w:line="269" w:lineRule="auto"/>
-        <w:ind w:left="0"/>
-        <w:jc w:val="left"/>
+        <w:spacing w:before="160" w:after="80" w:line="276" w:lineRule="auto"/>
+        <w:jc w:val="both"/>
+        <w:widowControl w:val="1"/>
       </w:pPr>
       <w:r>
         <w:rPr>
@@ -254,16 +269,16 @@
     <w:p>
       <w:pPr>
         <w:keepNext w:val="0"/>
-        <w:spacing w:before="0" w:after="40" w:line="269" w:lineRule="auto"/>
-        <w:ind w:left="0"/>
+        <w:spacing w:before="0" w:after="80" w:line="276" w:lineRule="auto"/>
         <w:jc w:val="both"/>
+        <w:widowControl w:val="1"/>
       </w:pPr>
       <w:r>
         <w:rPr>
           <w:rFonts w:ascii="Times New Roman" w:hAnsi="Times New Roman" w:eastAsia="Times New Roman"/>
           <w:b/>
           <w:i w:val="0"/>
-          <w:sz w:val="26"/>
+          <w:sz w:val="24"/>
         </w:rPr>
         <w:t xml:space="preserve">BÊN CHO THUÊ (BÊN A): </w:t>
       </w:r>
@@ -272,7 +287,7 @@
           <w:rFonts w:ascii="Times New Roman" w:hAnsi="Times New Roman" w:eastAsia="Times New Roman"/>
           <w:b/>
           <w:i w:val="0"/>
-          <w:sz w:val="26"/>
+          <w:sz w:val="24"/>
         </w:rPr>
         <w:t>{{landlord.fullName}}</w:t>
       </w:r>
@@ -280,16 +295,16 @@
     <w:p>
       <w:pPr>
         <w:keepNext w:val="0"/>
-        <w:spacing w:before="0" w:after="40" w:line="269" w:lineRule="auto"/>
-        <w:ind w:left="0"/>
+        <w:spacing w:before="0" w:after="80" w:line="276" w:lineRule="auto"/>
         <w:jc w:val="both"/>
+        <w:widowControl w:val="1"/>
       </w:pPr>
       <w:r>
         <w:rPr>
           <w:rFonts w:ascii="Times New Roman" w:hAnsi="Times New Roman" w:eastAsia="Times New Roman"/>
           <w:b w:val="0"/>
           <w:i w:val="0"/>
-          <w:sz w:val="26"/>
+          <w:sz w:val="24"/>
         </w:rPr>
         <w:t xml:space="preserve">CCCD/Hộ chiếu: </w:t>
       </w:r>
@@ -298,7 +313,7 @@
           <w:rFonts w:ascii="Times New Roman" w:hAnsi="Times New Roman" w:eastAsia="Times New Roman"/>
           <w:b w:val="0"/>
           <w:i w:val="0"/>
-          <w:sz w:val="26"/>
+          <w:sz w:val="24"/>
         </w:rPr>
         <w:t>{{landlord.idNumber}}</w:t>
       </w:r>
@@ -307,7 +322,7 @@
           <w:rFonts w:ascii="Times New Roman" w:hAnsi="Times New Roman" w:eastAsia="Times New Roman"/>
           <w:b w:val="0"/>
           <w:i w:val="0"/>
-          <w:sz w:val="26"/>
+          <w:sz w:val="24"/>
         </w:rPr>
         <w:t xml:space="preserve">; Thường trú: </w:t>
       </w:r>
@@ -316,24 +331,33 @@
           <w:rFonts w:ascii="Times New Roman" w:hAnsi="Times New Roman" w:eastAsia="Times New Roman"/>
           <w:b w:val="0"/>
           <w:i w:val="0"/>
-          <w:sz w:val="26"/>
+          <w:sz w:val="24"/>
         </w:rPr>
         <w:t>{{landlord.permanentAddress}}</w:t>
+      </w:r>
+      <w:r>
+        <w:rPr>
+          <w:rFonts w:ascii="Times New Roman" w:hAnsi="Times New Roman" w:eastAsia="Times New Roman"/>
+          <w:b w:val="0"/>
+          <w:i w:val="0"/>
+          <w:sz w:val="24"/>
+        </w:rPr>
+        <w:t>.</w:t>
       </w:r>
     </w:p>
     <w:p>
       <w:pPr>
         <w:keepNext w:val="0"/>
-        <w:spacing w:before="0" w:after="40" w:line="269" w:lineRule="auto"/>
-        <w:ind w:left="0"/>
+        <w:spacing w:before="0" w:after="80" w:line="276" w:lineRule="auto"/>
         <w:jc w:val="both"/>
+        <w:widowControl w:val="1"/>
       </w:pPr>
       <w:r>
         <w:rPr>
           <w:rFonts w:ascii="Times New Roman" w:hAnsi="Times New Roman" w:eastAsia="Times New Roman"/>
           <w:b w:val="0"/>
           <w:i w:val="0"/>
-          <w:sz w:val="26"/>
+          <w:sz w:val="24"/>
         </w:rPr>
         <w:t xml:space="preserve">Điện thoại: </w:t>
       </w:r>
@@ -342,7 +366,7 @@
           <w:rFonts w:ascii="Times New Roman" w:hAnsi="Times New Roman" w:eastAsia="Times New Roman"/>
           <w:b w:val="0"/>
           <w:i w:val="0"/>
-          <w:sz w:val="26"/>
+          <w:sz w:val="24"/>
         </w:rPr>
         <w:t>{{landlord.phone}}</w:t>
       </w:r>
@@ -351,7 +375,7 @@
           <w:rFonts w:ascii="Times New Roman" w:hAnsi="Times New Roman" w:eastAsia="Times New Roman"/>
           <w:b w:val="0"/>
           <w:i w:val="0"/>
-          <w:sz w:val="26"/>
+          <w:sz w:val="24"/>
         </w:rPr>
         <w:t xml:space="preserve">; Email: </w:t>
       </w:r>
@@ -360,33 +384,42 @@
           <w:rFonts w:ascii="Times New Roman" w:hAnsi="Times New Roman" w:eastAsia="Times New Roman"/>
           <w:b w:val="0"/>
           <w:i w:val="0"/>
-          <w:sz w:val="26"/>
+          <w:sz w:val="24"/>
         </w:rPr>
         <w:t>{{landlord.email}}</w:t>
+      </w:r>
+      <w:r>
+        <w:rPr>
+          <w:rFonts w:ascii="Times New Roman" w:hAnsi="Times New Roman" w:eastAsia="Times New Roman"/>
+          <w:b w:val="0"/>
+          <w:i w:val="0"/>
+          <w:sz w:val="24"/>
+        </w:rPr>
+        <w:t>.</w:t>
       </w:r>
     </w:p>
     <w:p>
       <w:pPr>
         <w:keepNext w:val="0"/>
-        <w:spacing w:before="0" w:after="40" w:line="269" w:lineRule="auto"/>
-        <w:ind w:left="0"/>
+        <w:spacing w:before="0" w:after="80" w:line="276" w:lineRule="auto"/>
         <w:jc w:val="both"/>
+        <w:widowControl w:val="1"/>
       </w:pPr>
       <w:r>
         <w:rPr>
           <w:rFonts w:ascii="Times New Roman" w:hAnsi="Times New Roman" w:eastAsia="Times New Roman"/>
           <w:b w:val="0"/>
           <w:i w:val="0"/>
-          <w:sz w:val="26"/>
+          <w:sz w:val="24"/>
         </w:rPr>
-        <w:t xml:space="preserve">Tài khoản nhận thanh toán - Chủ tài khoản: </w:t>
+        <w:t xml:space="preserve">Tài khoản nhận thanh toán: Chủ tài khoản: </w:t>
       </w:r>
       <w:r>
         <w:rPr>
           <w:rFonts w:ascii="Times New Roman" w:hAnsi="Times New Roman" w:eastAsia="Times New Roman"/>
           <w:b w:val="0"/>
           <w:i w:val="0"/>
-          <w:sz w:val="26"/>
+          <w:sz w:val="24"/>
         </w:rPr>
         <w:t>{{landlord.bankAccountHolder}}</w:t>
       </w:r>
@@ -395,16 +428,16 @@
           <w:rFonts w:ascii="Times New Roman" w:hAnsi="Times New Roman" w:eastAsia="Times New Roman"/>
           <w:b w:val="0"/>
           <w:i w:val="0"/>
-          <w:sz w:val="26"/>
+          <w:sz w:val="24"/>
         </w:rPr>
-        <w:t xml:space="preserve">; Số tài khoản: </w:t>
+        <w:t xml:space="preserve"> - Số tài khoản: </w:t>
       </w:r>
       <w:r>
         <w:rPr>
           <w:rFonts w:ascii="Times New Roman" w:hAnsi="Times New Roman" w:eastAsia="Times New Roman"/>
           <w:b w:val="0"/>
           <w:i w:val="0"/>
-          <w:sz w:val="26"/>
+          <w:sz w:val="24"/>
         </w:rPr>
         <w:t>{{landlord.bankAccountNumber}}</w:t>
       </w:r>
@@ -413,33 +446,42 @@
           <w:rFonts w:ascii="Times New Roman" w:hAnsi="Times New Roman" w:eastAsia="Times New Roman"/>
           <w:b w:val="0"/>
           <w:i w:val="0"/>
-          <w:sz w:val="26"/>
+          <w:sz w:val="24"/>
         </w:rPr>
-        <w:t xml:space="preserve">; Ngân hàng: </w:t>
+        <w:t xml:space="preserve"> - Ngân hàng: </w:t>
       </w:r>
       <w:r>
         <w:rPr>
           <w:rFonts w:ascii="Times New Roman" w:hAnsi="Times New Roman" w:eastAsia="Times New Roman"/>
           <w:b w:val="0"/>
           <w:i w:val="0"/>
-          <w:sz w:val="26"/>
+          <w:sz w:val="24"/>
         </w:rPr>
         <w:t>{{landlord.bankName}}</w:t>
+      </w:r>
+      <w:r>
+        <w:rPr>
+          <w:rFonts w:ascii="Times New Roman" w:hAnsi="Times New Roman" w:eastAsia="Times New Roman"/>
+          <w:b w:val="0"/>
+          <w:i w:val="0"/>
+          <w:sz w:val="24"/>
+        </w:rPr>
+        <w:t>.</w:t>
       </w:r>
     </w:p>
     <w:p>
       <w:pPr>
         <w:keepNext w:val="0"/>
-        <w:spacing w:before="0" w:after="40" w:line="269" w:lineRule="auto"/>
-        <w:ind w:left="0"/>
+        <w:spacing w:before="0" w:after="80" w:line="276" w:lineRule="auto"/>
         <w:jc w:val="both"/>
+        <w:widowControl w:val="1"/>
       </w:pPr>
       <w:r>
         <w:rPr>
           <w:rFonts w:ascii="Times New Roman" w:hAnsi="Times New Roman" w:eastAsia="Times New Roman"/>
           <w:b/>
           <w:i w:val="0"/>
-          <w:sz w:val="26"/>
+          <w:sz w:val="24"/>
         </w:rPr>
         <w:t xml:space="preserve">BÊN THUÊ (BÊN B): </w:t>
       </w:r>
@@ -448,7 +490,7 @@
           <w:rFonts w:ascii="Times New Roman" w:hAnsi="Times New Roman" w:eastAsia="Times New Roman"/>
           <w:b/>
           <w:i w:val="0"/>
-          <w:sz w:val="26"/>
+          <w:sz w:val="24"/>
         </w:rPr>
         <w:t>{{tenant.fullName}}</w:t>
       </w:r>
@@ -456,16 +498,16 @@
     <w:p>
       <w:pPr>
         <w:keepNext w:val="0"/>
-        <w:spacing w:before="0" w:after="40" w:line="269" w:lineRule="auto"/>
-        <w:ind w:left="0"/>
+        <w:spacing w:before="0" w:after="80" w:line="276" w:lineRule="auto"/>
         <w:jc w:val="both"/>
+        <w:widowControl w:val="1"/>
       </w:pPr>
       <w:r>
         <w:rPr>
           <w:rFonts w:ascii="Times New Roman" w:hAnsi="Times New Roman" w:eastAsia="Times New Roman"/>
           <w:b w:val="0"/>
           <w:i w:val="0"/>
-          <w:sz w:val="26"/>
+          <w:sz w:val="24"/>
         </w:rPr>
         <w:t xml:space="preserve">CCCD/Hộ chiếu: </w:t>
       </w:r>
@@ -474,7 +516,7 @@
           <w:rFonts w:ascii="Times New Roman" w:hAnsi="Times New Roman" w:eastAsia="Times New Roman"/>
           <w:b w:val="0"/>
           <w:i w:val="0"/>
-          <w:sz w:val="26"/>
+          <w:sz w:val="24"/>
         </w:rPr>
         <w:t>{{tenant.idNumber}}</w:t>
       </w:r>
@@ -483,7 +525,7 @@
           <w:rFonts w:ascii="Times New Roman" w:hAnsi="Times New Roman" w:eastAsia="Times New Roman"/>
           <w:b w:val="0"/>
           <w:i w:val="0"/>
-          <w:sz w:val="26"/>
+          <w:sz w:val="24"/>
         </w:rPr>
         <w:t xml:space="preserve">; Thường trú: </w:t>
       </w:r>
@@ -492,24 +534,33 @@
           <w:rFonts w:ascii="Times New Roman" w:hAnsi="Times New Roman" w:eastAsia="Times New Roman"/>
           <w:b w:val="0"/>
           <w:i w:val="0"/>
-          <w:sz w:val="26"/>
+          <w:sz w:val="24"/>
         </w:rPr>
         <w:t>{{tenant.permanentAddress}}</w:t>
+      </w:r>
+      <w:r>
+        <w:rPr>
+          <w:rFonts w:ascii="Times New Roman" w:hAnsi="Times New Roman" w:eastAsia="Times New Roman"/>
+          <w:b w:val="0"/>
+          <w:i w:val="0"/>
+          <w:sz w:val="24"/>
+        </w:rPr>
+        <w:t>.</w:t>
       </w:r>
     </w:p>
     <w:p>
       <w:pPr>
         <w:keepNext w:val="0"/>
-        <w:spacing w:before="0" w:after="40" w:line="269" w:lineRule="auto"/>
-        <w:ind w:left="0"/>
+        <w:spacing w:before="0" w:after="80" w:line="276" w:lineRule="auto"/>
         <w:jc w:val="both"/>
+        <w:widowControl w:val="1"/>
       </w:pPr>
       <w:r>
         <w:rPr>
           <w:rFonts w:ascii="Times New Roman" w:hAnsi="Times New Roman" w:eastAsia="Times New Roman"/>
           <w:b w:val="0"/>
           <w:i w:val="0"/>
-          <w:sz w:val="26"/>
+          <w:sz w:val="24"/>
         </w:rPr>
         <w:t xml:space="preserve">Điện thoại: </w:t>
       </w:r>
@@ -518,7 +569,7 @@
           <w:rFonts w:ascii="Times New Roman" w:hAnsi="Times New Roman" w:eastAsia="Times New Roman"/>
           <w:b w:val="0"/>
           <w:i w:val="0"/>
-          <w:sz w:val="26"/>
+          <w:sz w:val="24"/>
         </w:rPr>
         <w:t>{{tenant.phone}}</w:t>
       </w:r>
@@ -527,7 +578,7 @@
           <w:rFonts w:ascii="Times New Roman" w:hAnsi="Times New Roman" w:eastAsia="Times New Roman"/>
           <w:b w:val="0"/>
           <w:i w:val="0"/>
-          <w:sz w:val="26"/>
+          <w:sz w:val="24"/>
         </w:rPr>
         <w:t xml:space="preserve">; Email: </w:t>
       </w:r>
@@ -536,24 +587,33 @@
           <w:rFonts w:ascii="Times New Roman" w:hAnsi="Times New Roman" w:eastAsia="Times New Roman"/>
           <w:b w:val="0"/>
           <w:i w:val="0"/>
-          <w:sz w:val="26"/>
+          <w:sz w:val="24"/>
         </w:rPr>
         <w:t>{{tenant.email}}</w:t>
+      </w:r>
+      <w:r>
+        <w:rPr>
+          <w:rFonts w:ascii="Times New Roman" w:hAnsi="Times New Roman" w:eastAsia="Times New Roman"/>
+          <w:b w:val="0"/>
+          <w:i w:val="0"/>
+          <w:sz w:val="24"/>
+        </w:rPr>
+        <w:t>.</w:t>
       </w:r>
     </w:p>
     <w:p>
       <w:pPr>
         <w:keepNext w:val="0"/>
-        <w:spacing w:before="0" w:after="40" w:line="269" w:lineRule="auto"/>
-        <w:ind w:left="0"/>
+        <w:spacing w:before="0" w:after="80" w:line="276" w:lineRule="auto"/>
         <w:jc w:val="both"/>
+        <w:widowControl w:val="1"/>
       </w:pPr>
       <w:r>
         <w:rPr>
           <w:rFonts w:ascii="Times New Roman" w:hAnsi="Times New Roman" w:eastAsia="Times New Roman"/>
           <w:b w:val="0"/>
           <w:i w:val="0"/>
-          <w:sz w:val="26"/>
+          <w:sz w:val="24"/>
         </w:rPr>
         <w:t xml:space="preserve">Số người cư trú: </w:t>
       </w:r>
@@ -562,7 +622,7 @@
           <w:rFonts w:ascii="Times New Roman" w:hAnsi="Times New Roman" w:eastAsia="Times New Roman"/>
           <w:b w:val="0"/>
           <w:i w:val="0"/>
-          <w:sz w:val="26"/>
+          <w:sz w:val="24"/>
         </w:rPr>
         <w:t>{{tenant.occupantCount}}</w:t>
       </w:r>
@@ -571,7 +631,7 @@
           <w:rFonts w:ascii="Times New Roman" w:hAnsi="Times New Roman" w:eastAsia="Times New Roman"/>
           <w:b w:val="0"/>
           <w:i w:val="0"/>
-          <w:sz w:val="26"/>
+          <w:sz w:val="24"/>
         </w:rPr>
         <w:t xml:space="preserve">; Xe máy đăng ký: </w:t>
       </w:r>
@@ -580,7 +640,7 @@
           <w:rFonts w:ascii="Times New Roman" w:hAnsi="Times New Roman" w:eastAsia="Times New Roman"/>
           <w:b w:val="0"/>
           <w:i w:val="0"/>
-          <w:sz w:val="26"/>
+          <w:sz w:val="24"/>
         </w:rPr>
         <w:t>{{tenant.motorbikeCount}}</w:t>
       </w:r>
@@ -589,7 +649,7 @@
           <w:rFonts w:ascii="Times New Roman" w:hAnsi="Times New Roman" w:eastAsia="Times New Roman"/>
           <w:b w:val="0"/>
           <w:i w:val="0"/>
-          <w:sz w:val="26"/>
+          <w:sz w:val="24"/>
         </w:rPr>
         <w:t xml:space="preserve">; Ô tô đăng ký: </w:t>
       </w:r>
@@ -598,33 +658,42 @@
           <w:rFonts w:ascii="Times New Roman" w:hAnsi="Times New Roman" w:eastAsia="Times New Roman"/>
           <w:b w:val="0"/>
           <w:i w:val="0"/>
-          <w:sz w:val="26"/>
+          <w:sz w:val="24"/>
         </w:rPr>
         <w:t>{{tenant.carCount}}</w:t>
+      </w:r>
+      <w:r>
+        <w:rPr>
+          <w:rFonts w:ascii="Times New Roman" w:hAnsi="Times New Roman" w:eastAsia="Times New Roman"/>
+          <w:b w:val="0"/>
+          <w:i w:val="0"/>
+          <w:sz w:val="24"/>
+        </w:rPr>
+        <w:t>.</w:t>
       </w:r>
     </w:p>
     <w:p>
       <w:pPr>
         <w:keepNext w:val="0"/>
-        <w:spacing w:before="0" w:after="40" w:line="269" w:lineRule="auto"/>
-        <w:ind w:left="0"/>
+        <w:spacing w:before="0" w:after="80" w:line="276" w:lineRule="auto"/>
         <w:jc w:val="both"/>
+        <w:widowControl w:val="1"/>
       </w:pPr>
       <w:r>
         <w:rPr>
           <w:rFonts w:ascii="Times New Roman" w:hAnsi="Times New Roman" w:eastAsia="Times New Roman"/>
           <w:b w:val="0"/>
           <w:i w:val="0"/>
-          <w:sz w:val="26"/>
+          <w:sz w:val="24"/>
         </w:rPr>
-        <w:t xml:space="preserve">Tài khoản nhận hoàn trả - Chủ tài khoản: </w:t>
+        <w:t xml:space="preserve">Tài khoản nhận hoàn trả: Chủ tài khoản: </w:t>
       </w:r>
       <w:r>
         <w:rPr>
           <w:rFonts w:ascii="Times New Roman" w:hAnsi="Times New Roman" w:eastAsia="Times New Roman"/>
           <w:b w:val="0"/>
           <w:i w:val="0"/>
-          <w:sz w:val="26"/>
+          <w:sz w:val="24"/>
         </w:rPr>
         <w:t>{{tenant.bankAccountHolder}}</w:t>
       </w:r>
@@ -633,16 +702,16 @@
           <w:rFonts w:ascii="Times New Roman" w:hAnsi="Times New Roman" w:eastAsia="Times New Roman"/>
           <w:b w:val="0"/>
           <w:i w:val="0"/>
-          <w:sz w:val="26"/>
+          <w:sz w:val="24"/>
         </w:rPr>
-        <w:t xml:space="preserve">; Số tài khoản: </w:t>
+        <w:t xml:space="preserve"> - Số tài khoản: </w:t>
       </w:r>
       <w:r>
         <w:rPr>
           <w:rFonts w:ascii="Times New Roman" w:hAnsi="Times New Roman" w:eastAsia="Times New Roman"/>
           <w:b w:val="0"/>
           <w:i w:val="0"/>
-          <w:sz w:val="26"/>
+          <w:sz w:val="24"/>
         </w:rPr>
         <w:t>{{tenant.bankAccountNumber}}</w:t>
       </w:r>
@@ -651,26 +720,35 @@
           <w:rFonts w:ascii="Times New Roman" w:hAnsi="Times New Roman" w:eastAsia="Times New Roman"/>
           <w:b w:val="0"/>
           <w:i w:val="0"/>
-          <w:sz w:val="26"/>
+          <w:sz w:val="24"/>
         </w:rPr>
-        <w:t xml:space="preserve">; Ngân hàng: </w:t>
+        <w:t xml:space="preserve"> - Ngân hàng: </w:t>
       </w:r>
       <w:r>
         <w:rPr>
           <w:rFonts w:ascii="Times New Roman" w:hAnsi="Times New Roman" w:eastAsia="Times New Roman"/>
           <w:b w:val="0"/>
           <w:i w:val="0"/>
-          <w:sz w:val="26"/>
+          <w:sz w:val="24"/>
         </w:rPr>
         <w:t>{{tenant.bankName}}</w:t>
+      </w:r>
+      <w:r>
+        <w:rPr>
+          <w:rFonts w:ascii="Times New Roman" w:hAnsi="Times New Roman" w:eastAsia="Times New Roman"/>
+          <w:b w:val="0"/>
+          <w:i w:val="0"/>
+          <w:sz w:val="24"/>
+        </w:rPr>
+        <w:t>.</w:t>
       </w:r>
     </w:p>
     <w:p>
       <w:pPr>
         <w:keepNext/>
-        <w:spacing w:before="100" w:after="60" w:line="269" w:lineRule="auto"/>
-        <w:ind w:left="0"/>
-        <w:jc w:val="left"/>
+        <w:spacing w:before="160" w:after="80" w:line="276" w:lineRule="auto"/>
+        <w:jc w:val="both"/>
+        <w:widowControl w:val="1"/>
       </w:pPr>
       <w:r>
         <w:rPr>
@@ -685,16 +763,16 @@
     <w:p>
       <w:pPr>
         <w:keepNext w:val="0"/>
-        <w:spacing w:before="0" w:after="40" w:line="269" w:lineRule="auto"/>
-        <w:ind w:left="0"/>
+        <w:spacing w:before="0" w:after="80" w:line="276" w:lineRule="auto"/>
         <w:jc w:val="both"/>
+        <w:widowControl w:val="1"/>
       </w:pPr>
       <w:r>
         <w:rPr>
           <w:rFonts w:ascii="Times New Roman" w:hAnsi="Times New Roman" w:eastAsia="Times New Roman"/>
           <w:b w:val="0"/>
           <w:i w:val="0"/>
-          <w:sz w:val="26"/>
+          <w:sz w:val="24"/>
         </w:rPr>
         <w:t xml:space="preserve">1.1. Bên A cho Bên B thuê phòng số: </w:t>
       </w:r>
@@ -703,7 +781,7 @@
           <w:rFonts w:ascii="Times New Roman" w:hAnsi="Times New Roman" w:eastAsia="Times New Roman"/>
           <w:b w:val="0"/>
           <w:i w:val="0"/>
-          <w:sz w:val="26"/>
+          <w:sz w:val="24"/>
         </w:rPr>
         <w:t>{{property.unitNumber}}</w:t>
       </w:r>
@@ -712,7 +790,7 @@
           <w:rFonts w:ascii="Times New Roman" w:hAnsi="Times New Roman" w:eastAsia="Times New Roman"/>
           <w:b w:val="0"/>
           <w:i w:val="0"/>
-          <w:sz w:val="26"/>
+          <w:sz w:val="24"/>
         </w:rPr>
         <w:t xml:space="preserve">, tại tầng </w:t>
       </w:r>
@@ -721,7 +799,7 @@
           <w:rFonts w:ascii="Times New Roman" w:hAnsi="Times New Roman" w:eastAsia="Times New Roman"/>
           <w:b w:val="0"/>
           <w:i w:val="0"/>
-          <w:sz w:val="26"/>
+          <w:sz w:val="24"/>
         </w:rPr>
         <w:t>{{property.floor}}</w:t>
       </w:r>
@@ -730,7 +808,7 @@
           <w:rFonts w:ascii="Times New Roman" w:hAnsi="Times New Roman" w:eastAsia="Times New Roman"/>
           <w:b w:val="0"/>
           <w:i w:val="0"/>
-          <w:sz w:val="26"/>
+          <w:sz w:val="24"/>
         </w:rPr>
         <w:t xml:space="preserve">, thuộc địa chỉ: </w:t>
       </w:r>
@@ -739,7 +817,7 @@
           <w:rFonts w:ascii="Times New Roman" w:hAnsi="Times New Roman" w:eastAsia="Times New Roman"/>
           <w:b w:val="0"/>
           <w:i w:val="0"/>
-          <w:sz w:val="26"/>
+          <w:sz w:val="24"/>
         </w:rPr>
         <w:t>{{property.fullAddress}}</w:t>
       </w:r>
@@ -748,7 +826,7 @@
           <w:rFonts w:ascii="Times New Roman" w:hAnsi="Times New Roman" w:eastAsia="Times New Roman"/>
           <w:b w:val="0"/>
           <w:i w:val="0"/>
-          <w:sz w:val="26"/>
+          <w:sz w:val="24"/>
         </w:rPr>
         <w:t>.</w:t>
       </w:r>
@@ -756,16 +834,16 @@
     <w:p>
       <w:pPr>
         <w:keepNext w:val="0"/>
-        <w:spacing w:before="0" w:after="40" w:line="269" w:lineRule="auto"/>
-        <w:ind w:left="0"/>
+        <w:spacing w:before="0" w:after="80" w:line="276" w:lineRule="auto"/>
         <w:jc w:val="both"/>
+        <w:widowControl w:val="1"/>
       </w:pPr>
       <w:r>
         <w:rPr>
           <w:rFonts w:ascii="Times New Roman" w:hAnsi="Times New Roman" w:eastAsia="Times New Roman"/>
           <w:b w:val="0"/>
           <w:i w:val="0"/>
-          <w:sz w:val="26"/>
+          <w:sz w:val="24"/>
         </w:rPr>
         <w:t xml:space="preserve">1.2. Diện tích phòng: </w:t>
       </w:r>
@@ -774,7 +852,7 @@
           <w:rFonts w:ascii="Times New Roman" w:hAnsi="Times New Roman" w:eastAsia="Times New Roman"/>
           <w:b w:val="0"/>
           <w:i w:val="0"/>
-          <w:sz w:val="26"/>
+          <w:sz w:val="24"/>
         </w:rPr>
         <w:t>{{property.areaText}}</w:t>
       </w:r>
@@ -783,7 +861,7 @@
           <w:rFonts w:ascii="Times New Roman" w:hAnsi="Times New Roman" w:eastAsia="Times New Roman"/>
           <w:b w:val="0"/>
           <w:i w:val="0"/>
-          <w:sz w:val="26"/>
+          <w:sz w:val="24"/>
         </w:rPr>
         <w:t xml:space="preserve">; Loại tài sản: </w:t>
       </w:r>
@@ -792,7 +870,7 @@
           <w:rFonts w:ascii="Times New Roman" w:hAnsi="Times New Roman" w:eastAsia="Times New Roman"/>
           <w:b w:val="0"/>
           <w:i w:val="0"/>
-          <w:sz w:val="26"/>
+          <w:sz w:val="24"/>
         </w:rPr>
         <w:t>{{property.propertyType}}</w:t>
       </w:r>
@@ -801,7 +879,7 @@
           <w:rFonts w:ascii="Times New Roman" w:hAnsi="Times New Roman" w:eastAsia="Times New Roman"/>
           <w:b w:val="0"/>
           <w:i w:val="0"/>
-          <w:sz w:val="26"/>
+          <w:sz w:val="24"/>
         </w:rPr>
         <w:t xml:space="preserve">; Phạm vi thuê: </w:t>
       </w:r>
@@ -810,7 +888,7 @@
           <w:rFonts w:ascii="Times New Roman" w:hAnsi="Times New Roman" w:eastAsia="Times New Roman"/>
           <w:b w:val="0"/>
           <w:i w:val="0"/>
-          <w:sz w:val="26"/>
+          <w:sz w:val="24"/>
         </w:rPr>
         <w:t>{{property.rentalScope}}</w:t>
       </w:r>
@@ -819,7 +897,7 @@
           <w:rFonts w:ascii="Times New Roman" w:hAnsi="Times New Roman" w:eastAsia="Times New Roman"/>
           <w:b w:val="0"/>
           <w:i w:val="0"/>
-          <w:sz w:val="26"/>
+          <w:sz w:val="24"/>
         </w:rPr>
         <w:t xml:space="preserve">; Mã tin đăng: </w:t>
       </w:r>
@@ -828,7 +906,7 @@
           <w:rFonts w:ascii="Times New Roman" w:hAnsi="Times New Roman" w:eastAsia="Times New Roman"/>
           <w:b w:val="0"/>
           <w:i w:val="0"/>
-          <w:sz w:val="26"/>
+          <w:sz w:val="24"/>
         </w:rPr>
         <w:t>{{property.listingCode}}</w:t>
       </w:r>
@@ -837,7 +915,7 @@
           <w:rFonts w:ascii="Times New Roman" w:hAnsi="Times New Roman" w:eastAsia="Times New Roman"/>
           <w:b w:val="0"/>
           <w:i w:val="0"/>
-          <w:sz w:val="26"/>
+          <w:sz w:val="24"/>
         </w:rPr>
         <w:t>.</w:t>
       </w:r>
@@ -845,16 +923,16 @@
     <w:p>
       <w:pPr>
         <w:keepNext w:val="0"/>
-        <w:spacing w:before="0" w:after="40" w:line="269" w:lineRule="auto"/>
-        <w:ind w:left="0"/>
+        <w:spacing w:before="0" w:after="80" w:line="276" w:lineRule="auto"/>
         <w:jc w:val="both"/>
+        <w:widowControl w:val="1"/>
       </w:pPr>
       <w:r>
         <w:rPr>
           <w:rFonts w:ascii="Times New Roman" w:hAnsi="Times New Roman" w:eastAsia="Times New Roman"/>
           <w:b w:val="0"/>
           <w:i w:val="0"/>
-          <w:sz w:val="26"/>
+          <w:sz w:val="24"/>
         </w:rPr>
         <w:t xml:space="preserve">1.3. Số người tối đa cho phép: </w:t>
       </w:r>
@@ -863,7 +941,7 @@
           <w:rFonts w:ascii="Times New Roman" w:hAnsi="Times New Roman" w:eastAsia="Times New Roman"/>
           <w:b w:val="0"/>
           <w:i w:val="0"/>
-          <w:sz w:val="26"/>
+          <w:sz w:val="24"/>
         </w:rPr>
         <w:t>{{property.maxOccupants}}</w:t>
       </w:r>
@@ -872,7 +950,7 @@
           <w:rFonts w:ascii="Times New Roman" w:hAnsi="Times New Roman" w:eastAsia="Times New Roman"/>
           <w:b w:val="0"/>
           <w:i w:val="0"/>
-          <w:sz w:val="26"/>
+          <w:sz w:val="24"/>
         </w:rPr>
         <w:t xml:space="preserve">; Số xe tối đa cho phép: </w:t>
       </w:r>
@@ -881,7 +959,7 @@
           <w:rFonts w:ascii="Times New Roman" w:hAnsi="Times New Roman" w:eastAsia="Times New Roman"/>
           <w:b w:val="0"/>
           <w:i w:val="0"/>
-          <w:sz w:val="26"/>
+          <w:sz w:val="24"/>
         </w:rPr>
         <w:t>{{property.maxVehicles}}</w:t>
       </w:r>
@@ -890,7 +968,7 @@
           <w:rFonts w:ascii="Times New Roman" w:hAnsi="Times New Roman" w:eastAsia="Times New Roman"/>
           <w:b w:val="0"/>
           <w:i w:val="0"/>
-          <w:sz w:val="26"/>
+          <w:sz w:val="24"/>
         </w:rPr>
         <w:t>.</w:t>
       </w:r>
@@ -898,16 +976,16 @@
     <w:p>
       <w:pPr>
         <w:keepNext/>
-        <w:spacing w:before="0" w:after="20" w:line="269" w:lineRule="auto"/>
-        <w:ind w:left="0"/>
+        <w:spacing w:before="0" w:after="40" w:line="276" w:lineRule="auto"/>
         <w:jc w:val="both"/>
+        <w:widowControl w:val="1"/>
       </w:pPr>
       <w:r>
         <w:rPr>
           <w:rFonts w:ascii="Times New Roman" w:hAnsi="Times New Roman" w:eastAsia="Times New Roman"/>
           <w:b/>
           <w:i w:val="0"/>
-          <w:sz w:val="26"/>
+          <w:sz w:val="24"/>
         </w:rPr>
         <w:t>1.4. Bảng đặc điểm kỹ thuật và tiện nghi phòng:</w:t>
       </w:r>
@@ -915,16 +993,16 @@
     <w:p>
       <w:pPr>
         <w:keepNext w:val="0"/>
-        <w:spacing w:before="0" w:after="60" w:line="269" w:lineRule="auto"/>
-        <w:ind w:left="0"/>
+        <w:spacing w:before="0" w:after="80" w:line="276" w:lineRule="auto"/>
         <w:jc w:val="center"/>
+        <w:widowControl w:val="1"/>
       </w:pPr>
       <w:r>
         <w:rPr>
           <w:rFonts w:ascii="Times New Roman" w:hAnsi="Times New Roman" w:eastAsia="Times New Roman"/>
           <w:b/>
           <w:i w:val="0"/>
-          <w:sz w:val="26"/>
+          <w:sz w:val="24"/>
         </w:rPr>
         <w:t>{{#propertyFeaturesTable}}</w:t>
       </w:r>
@@ -932,16 +1010,16 @@
     <w:p>
       <w:pPr>
         <w:keepNext w:val="0"/>
-        <w:spacing w:before="0" w:after="40" w:line="269" w:lineRule="auto"/>
-        <w:ind w:left="0"/>
+        <w:spacing w:before="0" w:after="80" w:line="276" w:lineRule="auto"/>
         <w:jc w:val="both"/>
+        <w:widowControl w:val="1"/>
       </w:pPr>
       <w:r>
         <w:rPr>
           <w:rFonts w:ascii="Times New Roman" w:hAnsi="Times New Roman" w:eastAsia="Times New Roman"/>
           <w:b w:val="0"/>
           <w:i w:val="0"/>
-          <w:sz w:val="26"/>
+          <w:sz w:val="24"/>
         </w:rPr>
         <w:t>1.5. Mục đích sử dụng: Để ở và sinh hoạt cá nhân, tuyệt đối không sử dụng làm kho chứa hàng nguy hiểm hoặc địa điểm hoạt động trái pháp luật.</w:t>
       </w:r>
@@ -949,9 +1027,9 @@
     <w:p>
       <w:pPr>
         <w:keepNext/>
-        <w:spacing w:before="100" w:after="60" w:line="269" w:lineRule="auto"/>
-        <w:ind w:left="0"/>
-        <w:jc w:val="left"/>
+        <w:spacing w:before="160" w:after="80" w:line="276" w:lineRule="auto"/>
+        <w:jc w:val="both"/>
+        <w:widowControl w:val="1"/>
       </w:pPr>
       <w:r>
         <w:rPr>
@@ -966,16 +1044,16 @@
     <w:p>
       <w:pPr>
         <w:keepNext w:val="0"/>
-        <w:spacing w:before="0" w:after="40" w:line="269" w:lineRule="auto"/>
-        <w:ind w:left="0"/>
+        <w:spacing w:before="0" w:after="80" w:line="276" w:lineRule="auto"/>
         <w:jc w:val="both"/>
+        <w:widowControl w:val="1"/>
       </w:pPr>
       <w:r>
         <w:rPr>
           <w:rFonts w:ascii="Times New Roman" w:hAnsi="Times New Roman" w:eastAsia="Times New Roman"/>
           <w:b w:val="0"/>
           <w:i w:val="0"/>
-          <w:sz w:val="26"/>
+          <w:sz w:val="24"/>
         </w:rPr>
         <w:t xml:space="preserve">2.1. Thời hạn thuê: </w:t>
       </w:r>
@@ -984,7 +1062,7 @@
           <w:rFonts w:ascii="Times New Roman" w:hAnsi="Times New Roman" w:eastAsia="Times New Roman"/>
           <w:b w:val="0"/>
           <w:i w:val="0"/>
-          <w:sz w:val="26"/>
+          <w:sz w:val="24"/>
         </w:rPr>
         <w:t>{{lease.durationText}}</w:t>
       </w:r>
@@ -993,7 +1071,7 @@
           <w:rFonts w:ascii="Times New Roman" w:hAnsi="Times New Roman" w:eastAsia="Times New Roman"/>
           <w:b w:val="0"/>
           <w:i w:val="0"/>
-          <w:sz w:val="26"/>
+          <w:sz w:val="24"/>
         </w:rPr>
         <w:t xml:space="preserve"> (</w:t>
       </w:r>
@@ -1002,7 +1080,7 @@
           <w:rFonts w:ascii="Times New Roman" w:hAnsi="Times New Roman" w:eastAsia="Times New Roman"/>
           <w:b w:val="0"/>
           <w:i w:val="0"/>
-          <w:sz w:val="26"/>
+          <w:sz w:val="24"/>
         </w:rPr>
         <w:t>{{lease.durationMonths}}</w:t>
       </w:r>
@@ -1011,7 +1089,7 @@
           <w:rFonts w:ascii="Times New Roman" w:hAnsi="Times New Roman" w:eastAsia="Times New Roman"/>
           <w:b w:val="0"/>
           <w:i w:val="0"/>
-          <w:sz w:val="26"/>
+          <w:sz w:val="24"/>
         </w:rPr>
         <w:t xml:space="preserve"> tháng), từ ngày </w:t>
       </w:r>
@@ -1020,7 +1098,7 @@
           <w:rFonts w:ascii="Times New Roman" w:hAnsi="Times New Roman" w:eastAsia="Times New Roman"/>
           <w:b w:val="0"/>
           <w:i w:val="0"/>
-          <w:sz w:val="26"/>
+          <w:sz w:val="24"/>
         </w:rPr>
         <w:t>{{lease.startDateText}}</w:t>
       </w:r>
@@ -1029,7 +1107,7 @@
           <w:rFonts w:ascii="Times New Roman" w:hAnsi="Times New Roman" w:eastAsia="Times New Roman"/>
           <w:b w:val="0"/>
           <w:i w:val="0"/>
-          <w:sz w:val="26"/>
+          <w:sz w:val="24"/>
         </w:rPr>
         <w:t xml:space="preserve"> đến ngày </w:t>
       </w:r>
@@ -1038,7 +1116,7 @@
           <w:rFonts w:ascii="Times New Roman" w:hAnsi="Times New Roman" w:eastAsia="Times New Roman"/>
           <w:b w:val="0"/>
           <w:i w:val="0"/>
-          <w:sz w:val="26"/>
+          <w:sz w:val="24"/>
         </w:rPr>
         <w:t>{{lease.endDateText}}</w:t>
       </w:r>
@@ -1047,7 +1125,7 @@
           <w:rFonts w:ascii="Times New Roman" w:hAnsi="Times New Roman" w:eastAsia="Times New Roman"/>
           <w:b w:val="0"/>
           <w:i w:val="0"/>
-          <w:sz w:val="26"/>
+          <w:sz w:val="24"/>
         </w:rPr>
         <w:t>.</w:t>
       </w:r>
@@ -1055,16 +1133,16 @@
     <w:p>
       <w:pPr>
         <w:keepNext w:val="0"/>
-        <w:spacing w:before="0" w:after="40" w:line="269" w:lineRule="auto"/>
-        <w:ind w:left="0"/>
+        <w:spacing w:before="0" w:after="80" w:line="276" w:lineRule="auto"/>
         <w:jc w:val="both"/>
+        <w:widowControl w:val="1"/>
       </w:pPr>
       <w:r>
         <w:rPr>
           <w:rFonts w:ascii="Times New Roman" w:hAnsi="Times New Roman" w:eastAsia="Times New Roman"/>
           <w:b w:val="0"/>
           <w:i w:val="0"/>
-          <w:sz w:val="26"/>
+          <w:sz w:val="24"/>
         </w:rPr>
         <w:t xml:space="preserve">2.2. Ngày bàn giao nhận phòng: </w:t>
       </w:r>
@@ -1073,7 +1151,7 @@
           <w:rFonts w:ascii="Times New Roman" w:hAnsi="Times New Roman" w:eastAsia="Times New Roman"/>
           <w:b w:val="0"/>
           <w:i w:val="0"/>
-          <w:sz w:val="26"/>
+          <w:sz w:val="24"/>
         </w:rPr>
         <w:t>{{lease.handoverDateText}}</w:t>
       </w:r>
@@ -1082,7 +1160,7 @@
           <w:rFonts w:ascii="Times New Roman" w:hAnsi="Times New Roman" w:eastAsia="Times New Roman"/>
           <w:b w:val="0"/>
           <w:i w:val="0"/>
-          <w:sz w:val="26"/>
+          <w:sz w:val="24"/>
         </w:rPr>
         <w:t>.</w:t>
       </w:r>
@@ -1090,16 +1168,16 @@
     <w:p>
       <w:pPr>
         <w:keepNext w:val="0"/>
-        <w:spacing w:before="0" w:after="40" w:line="269" w:lineRule="auto"/>
-        <w:ind w:left="0"/>
+        <w:spacing w:before="0" w:after="80" w:line="276" w:lineRule="auto"/>
         <w:jc w:val="both"/>
+        <w:widowControl w:val="1"/>
       </w:pPr>
       <w:r>
         <w:rPr>
           <w:rFonts w:ascii="Times New Roman" w:hAnsi="Times New Roman" w:eastAsia="Times New Roman"/>
           <w:b w:val="0"/>
           <w:i w:val="0"/>
-          <w:sz w:val="26"/>
+          <w:sz w:val="24"/>
         </w:rPr>
         <w:t xml:space="preserve">2.3. Chỉ số công tơ điện lúc nhận phòng: </w:t>
       </w:r>
@@ -1108,7 +1186,7 @@
           <w:rFonts w:ascii="Times New Roman" w:hAnsi="Times New Roman" w:eastAsia="Times New Roman"/>
           <w:b w:val="0"/>
           <w:i w:val="0"/>
-          <w:sz w:val="26"/>
+          <w:sz w:val="24"/>
         </w:rPr>
         <w:t>{{meters.electricityInitial}}</w:t>
       </w:r>
@@ -1117,7 +1195,7 @@
           <w:rFonts w:ascii="Times New Roman" w:hAnsi="Times New Roman" w:eastAsia="Times New Roman"/>
           <w:b w:val="0"/>
           <w:i w:val="0"/>
-          <w:sz w:val="26"/>
+          <w:sz w:val="24"/>
         </w:rPr>
         <w:t xml:space="preserve">; chỉ số đồng hồ nước: </w:t>
       </w:r>
@@ -1126,7 +1204,7 @@
           <w:rFonts w:ascii="Times New Roman" w:hAnsi="Times New Roman" w:eastAsia="Times New Roman"/>
           <w:b w:val="0"/>
           <w:i w:val="0"/>
-          <w:sz w:val="26"/>
+          <w:sz w:val="24"/>
         </w:rPr>
         <w:t>{{meters.waterInitial}}</w:t>
       </w:r>
@@ -1135,7 +1213,7 @@
           <w:rFonts w:ascii="Times New Roman" w:hAnsi="Times New Roman" w:eastAsia="Times New Roman"/>
           <w:b w:val="0"/>
           <w:i w:val="0"/>
-          <w:sz w:val="26"/>
+          <w:sz w:val="24"/>
         </w:rPr>
         <w:t xml:space="preserve"> (nếu dùng đồng hồ riêng, hoặc cập nhật tại Biên bản bàn giao nhận phòng).</w:t>
       </w:r>
@@ -1143,9 +1221,9 @@
     <w:p>
       <w:pPr>
         <w:keepNext/>
-        <w:spacing w:before="100" w:after="60" w:line="269" w:lineRule="auto"/>
-        <w:ind w:left="0"/>
-        <w:jc w:val="left"/>
+        <w:spacing w:before="160" w:after="80" w:line="276" w:lineRule="auto"/>
+        <w:jc w:val="both"/>
+        <w:widowControl w:val="1"/>
       </w:pPr>
       <w:r>
         <w:rPr>
@@ -1154,31 +1232,31 @@
           <w:i w:val="0"/>
           <w:sz w:val="26"/>
         </w:rPr>
-        <w:t>ĐIỀU 3. GIÁ THUÊ, TIỀN CỌC VÀ PHƯƠNG THỨC CHUYỂN KHOẢN TRỰC TIẾP</w:t>
+        <w:t>ĐIỀU 3. TIỀN THUÊ PHÒNG, ĐẶT CỌC VÀ CHUYỂN KHOẢN TRỰC TIẾP</w:t>
       </w:r>
     </w:p>
     <w:p>
       <w:pPr>
         <w:keepNext w:val="0"/>
-        <w:spacing w:before="0" w:after="40" w:line="269" w:lineRule="auto"/>
-        <w:ind w:left="0"/>
+        <w:spacing w:before="0" w:after="80" w:line="276" w:lineRule="auto"/>
         <w:jc w:val="both"/>
+        <w:widowControl w:val="1"/>
       </w:pPr>
       <w:r>
         <w:rPr>
           <w:rFonts w:ascii="Times New Roman" w:hAnsi="Times New Roman" w:eastAsia="Times New Roman"/>
           <w:b w:val="0"/>
           <w:i w:val="0"/>
-          <w:sz w:val="26"/>
+          <w:sz w:val="24"/>
         </w:rPr>
-        <w:t xml:space="preserve">3.1. Giá thuê phòng: </w:t>
+        <w:t xml:space="preserve">3.1. Tiền thuê phòng: </w:t>
       </w:r>
       <w:r>
         <w:rPr>
           <w:rFonts w:ascii="Times New Roman" w:hAnsi="Times New Roman" w:eastAsia="Times New Roman"/>
           <w:b w:val="0"/>
           <w:i w:val="0"/>
-          <w:sz w:val="26"/>
+          <w:sz w:val="24"/>
         </w:rPr>
         <w:t>{{rent.amountNumber}}</w:t>
       </w:r>
@@ -1187,7 +1265,7 @@
           <w:rFonts w:ascii="Times New Roman" w:hAnsi="Times New Roman" w:eastAsia="Times New Roman"/>
           <w:b w:val="0"/>
           <w:i w:val="0"/>
-          <w:sz w:val="26"/>
+          <w:sz w:val="24"/>
         </w:rPr>
         <w:t xml:space="preserve"> VNĐ/tháng (Bằng chữ: </w:t>
       </w:r>
@@ -1196,7 +1274,7 @@
           <w:rFonts w:ascii="Times New Roman" w:hAnsi="Times New Roman" w:eastAsia="Times New Roman"/>
           <w:b w:val="0"/>
           <w:i w:val="0"/>
-          <w:sz w:val="26"/>
+          <w:sz w:val="24"/>
         </w:rPr>
         <w:t>{{rent.amountWords}}</w:t>
       </w:r>
@@ -1205,7 +1283,7 @@
           <w:rFonts w:ascii="Times New Roman" w:hAnsi="Times New Roman" w:eastAsia="Times New Roman"/>
           <w:b w:val="0"/>
           <w:i w:val="0"/>
-          <w:sz w:val="26"/>
+          <w:sz w:val="24"/>
         </w:rPr>
         <w:t>).</w:t>
       </w:r>
@@ -1213,16 +1291,16 @@
     <w:p>
       <w:pPr>
         <w:keepNext w:val="0"/>
-        <w:spacing w:before="0" w:after="40" w:line="269" w:lineRule="auto"/>
-        <w:ind w:left="0"/>
+        <w:spacing w:before="0" w:after="80" w:line="276" w:lineRule="auto"/>
         <w:jc w:val="both"/>
+        <w:widowControl w:val="1"/>
       </w:pPr>
       <w:r>
         <w:rPr>
           <w:rFonts w:ascii="Times New Roman" w:hAnsi="Times New Roman" w:eastAsia="Times New Roman"/>
           <w:b w:val="0"/>
           <w:i w:val="0"/>
-          <w:sz w:val="26"/>
+          <w:sz w:val="24"/>
         </w:rPr>
         <w:t xml:space="preserve">3.2. Chu kỳ thanh toán: </w:t>
       </w:r>
@@ -1231,7 +1309,7 @@
           <w:rFonts w:ascii="Times New Roman" w:hAnsi="Times New Roman" w:eastAsia="Times New Roman"/>
           <w:b w:val="0"/>
           <w:i w:val="0"/>
-          <w:sz w:val="26"/>
+          <w:sz w:val="24"/>
         </w:rPr>
         <w:t>{{rent.paymentCycle}}</w:t>
       </w:r>
@@ -1240,7 +1318,7 @@
           <w:rFonts w:ascii="Times New Roman" w:hAnsi="Times New Roman" w:eastAsia="Times New Roman"/>
           <w:b w:val="0"/>
           <w:i w:val="0"/>
-          <w:sz w:val="26"/>
+          <w:sz w:val="24"/>
         </w:rPr>
         <w:t xml:space="preserve">; Hạn thanh toán định kỳ: </w:t>
       </w:r>
@@ -1249,7 +1327,7 @@
           <w:rFonts w:ascii="Times New Roman" w:hAnsi="Times New Roman" w:eastAsia="Times New Roman"/>
           <w:b w:val="0"/>
           <w:i w:val="0"/>
-          <w:sz w:val="26"/>
+          <w:sz w:val="24"/>
         </w:rPr>
         <w:t>{{rent.paymentDueDay}}</w:t>
       </w:r>
@@ -1258,7 +1336,7 @@
           <w:rFonts w:ascii="Times New Roman" w:hAnsi="Times New Roman" w:eastAsia="Times New Roman"/>
           <w:b w:val="0"/>
           <w:i w:val="0"/>
-          <w:sz w:val="26"/>
+          <w:sz w:val="24"/>
         </w:rPr>
         <w:t>.</w:t>
       </w:r>
@@ -1266,16 +1344,16 @@
     <w:p>
       <w:pPr>
         <w:keepNext w:val="0"/>
-        <w:spacing w:before="0" w:after="40" w:line="269" w:lineRule="auto"/>
-        <w:ind w:left="0"/>
+        <w:spacing w:before="0" w:after="80" w:line="276" w:lineRule="auto"/>
         <w:jc w:val="both"/>
+        <w:widowControl w:val="1"/>
       </w:pPr>
       <w:r>
         <w:rPr>
           <w:rFonts w:ascii="Times New Roman" w:hAnsi="Times New Roman" w:eastAsia="Times New Roman"/>
           <w:b w:val="0"/>
           <w:i w:val="0"/>
-          <w:sz w:val="26"/>
+          <w:sz w:val="24"/>
         </w:rPr>
         <w:t xml:space="preserve">3.3. Phương thức thanh toán: </w:t>
       </w:r>
@@ -1284,7 +1362,7 @@
           <w:rFonts w:ascii="Times New Roman" w:hAnsi="Times New Roman" w:eastAsia="Times New Roman"/>
           <w:b w:val="0"/>
           <w:i w:val="0"/>
-          <w:sz w:val="26"/>
+          <w:sz w:val="24"/>
         </w:rPr>
         <w:t>{{rent.paymentMethod}}</w:t>
       </w:r>
@@ -1293,7 +1371,7 @@
           <w:rFonts w:ascii="Times New Roman" w:hAnsi="Times New Roman" w:eastAsia="Times New Roman"/>
           <w:b w:val="0"/>
           <w:i w:val="0"/>
-          <w:sz w:val="26"/>
+          <w:sz w:val="24"/>
         </w:rPr>
         <w:t>.</w:t>
       </w:r>
@@ -1301,16 +1379,16 @@
     <w:p>
       <w:pPr>
         <w:keepNext w:val="0"/>
-        <w:spacing w:before="0" w:after="40" w:line="269" w:lineRule="auto"/>
-        <w:ind w:left="0"/>
+        <w:spacing w:before="0" w:after="80" w:line="276" w:lineRule="auto"/>
         <w:jc w:val="both"/>
+        <w:widowControl w:val="1"/>
       </w:pPr>
       <w:r>
         <w:rPr>
           <w:rFonts w:ascii="Times New Roman" w:hAnsi="Times New Roman" w:eastAsia="Times New Roman"/>
           <w:b w:val="0"/>
           <w:i w:val="0"/>
-          <w:sz w:val="26"/>
+          <w:sz w:val="24"/>
         </w:rPr>
         <w:t xml:space="preserve">3.4. Tiền đặt cọc: </w:t>
       </w:r>
@@ -1319,7 +1397,7 @@
           <w:rFonts w:ascii="Times New Roman" w:hAnsi="Times New Roman" w:eastAsia="Times New Roman"/>
           <w:b w:val="0"/>
           <w:i w:val="0"/>
-          <w:sz w:val="26"/>
+          <w:sz w:val="24"/>
         </w:rPr>
         <w:t>{{deposit.amountNumber}}</w:t>
       </w:r>
@@ -1328,7 +1406,7 @@
           <w:rFonts w:ascii="Times New Roman" w:hAnsi="Times New Roman" w:eastAsia="Times New Roman"/>
           <w:b w:val="0"/>
           <w:i w:val="0"/>
-          <w:sz w:val="26"/>
+          <w:sz w:val="24"/>
         </w:rPr>
         <w:t xml:space="preserve"> VNĐ (Bằng chữ: </w:t>
       </w:r>
@@ -1337,7 +1415,7 @@
           <w:rFonts w:ascii="Times New Roman" w:hAnsi="Times New Roman" w:eastAsia="Times New Roman"/>
           <w:b w:val="0"/>
           <w:i w:val="0"/>
-          <w:sz w:val="26"/>
+          <w:sz w:val="24"/>
         </w:rPr>
         <w:t>{{deposit.amountWords}}</w:t>
       </w:r>
@@ -1346,7 +1424,7 @@
           <w:rFonts w:ascii="Times New Roman" w:hAnsi="Times New Roman" w:eastAsia="Times New Roman"/>
           <w:b w:val="0"/>
           <w:i w:val="0"/>
-          <w:sz w:val="26"/>
+          <w:sz w:val="24"/>
         </w:rPr>
         <w:t>).</w:t>
       </w:r>
@@ -1354,16 +1432,16 @@
     <w:p>
       <w:pPr>
         <w:keepNext w:val="0"/>
-        <w:spacing w:before="0" w:after="40" w:line="269" w:lineRule="auto"/>
-        <w:ind w:left="0"/>
+        <w:spacing w:before="0" w:after="80" w:line="276" w:lineRule="auto"/>
         <w:jc w:val="both"/>
+        <w:widowControl w:val="1"/>
       </w:pPr>
       <w:r>
         <w:rPr>
           <w:rFonts w:ascii="Times New Roman" w:hAnsi="Times New Roman" w:eastAsia="Times New Roman"/>
           <w:b w:val="0"/>
           <w:i w:val="0"/>
-          <w:sz w:val="26"/>
+          <w:sz w:val="24"/>
         </w:rPr>
         <w:t xml:space="preserve">3.5. Điều kiện hoàn trả/khấu trừ cọc: </w:t>
       </w:r>
@@ -1372,7 +1450,7 @@
           <w:rFonts w:ascii="Times New Roman" w:hAnsi="Times New Roman" w:eastAsia="Times New Roman"/>
           <w:b w:val="0"/>
           <w:i w:val="0"/>
-          <w:sz w:val="26"/>
+          <w:sz w:val="24"/>
         </w:rPr>
         <w:t>{{deposit.description}}</w:t>
       </w:r>
@@ -1381,7 +1459,7 @@
           <w:rFonts w:ascii="Times New Roman" w:hAnsi="Times New Roman" w:eastAsia="Times New Roman"/>
           <w:b w:val="0"/>
           <w:i w:val="0"/>
-          <w:sz w:val="26"/>
+          <w:sz w:val="24"/>
         </w:rPr>
         <w:t>.</w:t>
       </w:r>
@@ -1389,16 +1467,16 @@
     <w:p>
       <w:pPr>
         <w:keepNext/>
-        <w:spacing w:before="0" w:after="40" w:line="269" w:lineRule="auto"/>
-        <w:ind w:left="0"/>
-        <w:jc w:val="left"/>
+        <w:spacing w:before="0" w:after="80" w:line="276" w:lineRule="auto"/>
+        <w:jc w:val="both"/>
+        <w:widowControl w:val="1"/>
       </w:pPr>
       <w:r>
         <w:rPr>
           <w:rFonts w:ascii="Times New Roman" w:hAnsi="Times New Roman" w:eastAsia="Times New Roman"/>
-          <w:b w:val="0"/>
+          <w:b/>
           <w:i w:val="0"/>
-          <w:sz w:val="26"/>
+          <w:sz w:val="24"/>
         </w:rPr>
         <w:t>3.6. Quy định chi tiết về chuyển khoản trực tiếp và vai trò HomeSpace:</w:t>
       </w:r>
@@ -1406,169 +1484,159 @@
     <w:p>
       <w:pPr>
         <w:keepNext w:val="0"/>
-        <w:spacing w:before="0" w:after="40" w:line="269" w:lineRule="auto"/>
-        <w:ind w:left="198"/>
+        <w:spacing w:before="0" w:after="80" w:line="276" w:lineRule="auto"/>
+        <w:ind w:left="255" w:hanging="142"/>
         <w:jc w:val="both"/>
+        <w:widowControl w:val="1"/>
       </w:pPr>
       <w:r>
         <w:rPr>
           <w:rFonts w:ascii="Times New Roman" w:hAnsi="Times New Roman" w:eastAsia="Times New Roman"/>
           <w:b w:val="0"/>
           <w:i w:val="0"/>
-          <w:sz w:val="26"/>
+          <w:sz w:val="24"/>
         </w:rPr>
-        <w:t>3.6.1. Bên B thanh toán tiền thuê, tiền đặt cọc và các khoản phải trả khác bằng hình thức chuyển khoản trực tiếp vào tài khoản do Bên A chỉ định trong Hợp đồng này hoặc tài khoản thay thế được hai bên xác nhận bằng văn bản hoặc thông điệp dữ liệu.</w:t>
+        <w:t>+ Bên B thanh toán tiền thuê, tiền đặt cọc và các khoản phải trả khác bằng hình thức chuyển khoản trực tiếp vào tài khoản do Bên A chỉ định trong Hợp đồng này hoặc tài khoản thay thế được hai bên xác nhận bằng văn bản hoặc thông điệp dữ liệu.</w:t>
       </w:r>
     </w:p>
     <w:p>
       <w:pPr>
         <w:keepNext w:val="0"/>
-        <w:spacing w:before="0" w:after="40" w:line="269" w:lineRule="auto"/>
-        <w:ind w:left="198"/>
+        <w:spacing w:before="0" w:after="80" w:line="276" w:lineRule="auto"/>
+        <w:ind w:left="255" w:hanging="142"/>
         <w:jc w:val="both"/>
+        <w:widowControl w:val="1"/>
       </w:pPr>
       <w:r>
         <w:rPr>
           <w:rFonts w:ascii="Times New Roman" w:hAnsi="Times New Roman" w:eastAsia="Times New Roman"/>
           <w:b w:val="0"/>
           <w:i w:val="0"/>
-          <w:sz w:val="26"/>
+          <w:sz w:val="24"/>
         </w:rPr>
-        <w:t>3.6.2. HomeSpace cung cấp công cụ tính toán khoản phải trả, tạo thông tin VietQR, lưu trữ yêu cầu thanh toán và ghi nhận trạng thái do các bên khai báo. HomeSpace không nhận tiền, không giữ tiền, không chuyển tiền thay các bên và không thay thế ngân hàng xác nhận việc ghi Có hoặc ghi Nợ trên tài khoản.</w:t>
+        <w:t>+ HomeSpace cung cấp công cụ tính toán khoản phải trả, tạo thông tin VietQR, lưu trữ yêu cầu thanh toán và ghi nhận trạng thái do các bên khai báo. HomeSpace không nhận tiền, không giữ tiền, không chuyển tiền thay các bên và không thay thế ngân hàng xác nhận việc ghi Có hoặc ghi Nợ trên tài khoản.</w:t>
       </w:r>
     </w:p>
     <w:p>
       <w:pPr>
         <w:keepNext w:val="0"/>
-        <w:spacing w:before="0" w:after="40" w:line="269" w:lineRule="auto"/>
-        <w:ind w:left="198"/>
+        <w:spacing w:before="0" w:after="80" w:line="276" w:lineRule="auto"/>
+        <w:ind w:left="255" w:hanging="142"/>
         <w:jc w:val="both"/>
+        <w:widowControl w:val="1"/>
       </w:pPr>
       <w:r>
         <w:rPr>
           <w:rFonts w:ascii="Times New Roman" w:hAnsi="Times New Roman" w:eastAsia="Times New Roman"/>
           <w:b w:val="0"/>
           <w:i w:val="0"/>
-          <w:sz w:val="26"/>
+          <w:sz w:val="24"/>
         </w:rPr>
-        <w:t>3.6.3. Một khoản thanh toán được ghi nhận hoàn tất trên HomeSpace sau khi Bên B khai báo đã thực hiện chuyển khoản và Bên A xác nhận đã nhận đủ số tiền tương ứng. Việc ghi nhận này được lập trên cơ sở xác nhận của các bên và không phải là xác nhận giao dịch do ngân hàng phát hành.</w:t>
+        <w:t>+ Một khoản thanh toán được ghi nhận hoàn tất trên HomeSpace sau khi Bên B khai báo đã thực hiện chuyển khoản và Bên A xác nhận đã nhận đủ số tiền tương ứng. Việc ghi nhận này được lập trên cơ sở xác nhận của các bên và không phải là xác nhận giao dịch do ngân hàng phát hành.</w:t>
       </w:r>
     </w:p>
     <w:p>
       <w:pPr>
         <w:keepNext w:val="0"/>
-        <w:spacing w:before="0" w:after="40" w:line="269" w:lineRule="auto"/>
-        <w:ind w:left="198"/>
+        <w:spacing w:before="0" w:after="80" w:line="276" w:lineRule="auto"/>
+        <w:ind w:left="255" w:hanging="142"/>
         <w:jc w:val="both"/>
+        <w:widowControl w:val="1"/>
       </w:pPr>
       <w:r>
         <w:rPr>
           <w:rFonts w:ascii="Times New Roman" w:hAnsi="Times New Roman" w:eastAsia="Times New Roman"/>
           <w:b w:val="0"/>
           <w:i w:val="0"/>
-          <w:sz w:val="26"/>
+          <w:sz w:val="24"/>
         </w:rPr>
-        <w:t>3.6.4. Bên B có trách nhiệm kiểm tra tên chủ tài khoản, số tài khoản, ngân hàng thụ hưởng, số tiền và nội dung chuyển khoản trước khi thực hiện. Bên A có trách nhiệm kiểm tra tài khoản nhận và xác nhận trung thực trạng thái nhận tiền.</w:t>
+        <w:t>+ Bên B có trách nhiệm kiểm tra tên chủ tài khoản, số tài khoản, ngân hàng thụ hưởng, số tiền và nội dung chuyển khoản trước khi thực hiện. Bên A có trách nhiệm kiểm tra tài khoản nhận và xác nhận trung thực trạng thái nhận tiền.</w:t>
       </w:r>
     </w:p>
     <w:p>
       <w:pPr>
         <w:keepNext w:val="0"/>
-        <w:spacing w:before="0" w:after="40" w:line="269" w:lineRule="auto"/>
-        <w:ind w:left="198"/>
+        <w:spacing w:before="0" w:after="80" w:line="276" w:lineRule="auto"/>
+        <w:ind w:left="255" w:hanging="142"/>
         <w:jc w:val="both"/>
+        <w:widowControl w:val="1"/>
       </w:pPr>
       <w:r>
         <w:rPr>
           <w:rFonts w:ascii="Times New Roman" w:hAnsi="Times New Roman" w:eastAsia="Times New Roman"/>
           <w:b w:val="0"/>
           <w:i w:val="0"/>
-          <w:sz w:val="26"/>
+          <w:sz w:val="24"/>
         </w:rPr>
-        <w:t>3.6.5. Trường hợp thông tin khai báo giữa các bên không thống nhất, khoản thanh toán được chuyển sang trạng thái chờ đối soát. Các bên có trách nhiệm cung cấp chứng từ ngân hàng và phối hợp xác minh; HomeSpace chỉ lưu trữ thông tin, chứng từ và lịch sử xác nhận do các bên cung cấp.</w:t>
+        <w:t>+ Trường hợp thông tin khai báo giữa các bên không thống nhất, khoản thanh toán được chuyển sang trạng thái chờ đối soát. Các bên có trách nhiệm cung cấp chứng từ ngân hàng và phối hợp xác minh; HomeSpace chỉ lưu trữ thông tin, chứng từ và lịch sử xác nhận do các bên cung cấp.</w:t>
       </w:r>
     </w:p>
     <w:p>
       <w:pPr>
         <w:keepNext w:val="0"/>
-        <w:spacing w:before="0" w:after="40" w:line="269" w:lineRule="auto"/>
-        <w:ind w:left="198"/>
+        <w:spacing w:before="0" w:after="80" w:line="276" w:lineRule="auto"/>
+        <w:ind w:left="255" w:hanging="142"/>
         <w:jc w:val="both"/>
+        <w:widowControl w:val="1"/>
       </w:pPr>
       <w:r>
         <w:rPr>
           <w:rFonts w:ascii="Times New Roman" w:hAnsi="Times New Roman" w:eastAsia="Times New Roman"/>
           <w:b w:val="0"/>
           <w:i w:val="0"/>
-          <w:sz w:val="26"/>
+          <w:sz w:val="24"/>
         </w:rPr>
-        <w:t>3.6.6. Mọi thay đổi tài khoản nhận thanh toán hoặc tài khoản nhận hoàn trả chỉ có hiệu lực đối với nghĩa vụ phát sinh sau khi bên còn lại đã nhận được và xác nhận thông báo thay đổi. Việc thay đổi tài khoản trên hồ sơ HomeSpace không tự động sửa đổi phiên bản hợp đồng đang có hiệu lực.</w:t>
+        <w:t>+ Mọi thay đổi tài khoản nhận thanh toán hoặc tài khoản nhận hoàn trả chỉ có hiệu lực đối với nghĩa vụ phát sinh sau khi bên còn lại đã nhận được và xác nhận thông báo thay đổi. Việc thay đổi tài khoản trên hồ sơ HomeSpace không tự động sửa đổi phiên bản hợp đồng đang có hiệu lực.</w:t>
       </w:r>
     </w:p>
     <w:p>
       <w:pPr>
         <w:keepNext w:val="0"/>
-        <w:spacing w:before="0" w:after="40" w:line="269" w:lineRule="auto"/>
-        <w:ind w:left="198"/>
+        <w:spacing w:before="0" w:after="80" w:line="276" w:lineRule="auto"/>
+        <w:ind w:left="255" w:hanging="142"/>
         <w:jc w:val="both"/>
+        <w:widowControl w:val="1"/>
       </w:pPr>
       <w:r>
         <w:rPr>
           <w:rFonts w:ascii="Times New Roman" w:hAnsi="Times New Roman" w:eastAsia="Times New Roman"/>
           <w:b w:val="0"/>
           <w:i w:val="0"/>
-          <w:sz w:val="26"/>
+          <w:sz w:val="24"/>
         </w:rPr>
-        <w:t>3.6.7. Khi chấm dứt hoặc hết hạn hợp đồng, sau khi hai bên hoàn tất bàn giao và quyết toán, Bên A chuyển khoản số tiền cọc còn phải hoàn trực tiếp vào tài khoản nhận hoàn trả của Bên B ghi trong Hợp đồng hoặc tài khoản khác được hai bên xác nhận. Việc hoàn cọc được ghi nhận hoàn tất sau khi Bên A khai báo đã chuyển và Bên B xác nhận đã nhận đủ tiền.</w:t>
+        <w:t>+ Khi chấm dứt hoặc hết hạn hợp đồng, sau khi hai bên hoàn tất bàn giao và quyết toán, Bên A chuyển khoản số tiền cọc còn phải hoàn trực tiếp vào tài khoản nhận hoàn trả của Bên B ghi trong Hợp đồng hoặc tài khoản khác được hai bên xác nhận. Việc hoàn cọc được ghi nhận hoàn tất sau khi Bên A khai báo đã chuyển và Bên B xác nhận đã nhận đủ tiền.</w:t>
       </w:r>
     </w:p>
     <w:p>
       <w:pPr>
         <w:keepNext/>
-        <w:spacing w:before="0" w:after="40" w:line="269" w:lineRule="auto"/>
-        <w:ind w:left="0"/>
-        <w:jc w:val="left"/>
+        <w:spacing w:before="0" w:after="40" w:line="276" w:lineRule="auto"/>
+        <w:jc w:val="both"/>
+        <w:widowControl w:val="1"/>
       </w:pPr>
       <w:r>
         <w:rPr>
           <w:rFonts w:ascii="Times New Roman" w:hAnsi="Times New Roman" w:eastAsia="Times New Roman"/>
-          <w:b w:val="0"/>
+          <w:b/>
           <w:i w:val="0"/>
-          <w:sz w:val="26"/>
+          <w:sz w:val="24"/>
         </w:rPr>
         <w:t>3.7. Bảng ghi nhận thanh toán ban đầu đã được hai bên xác nhận:</w:t>
       </w:r>
     </w:p>
     <w:p>
       <w:pPr>
-        <w:keepNext/>
-        <w:spacing w:before="0" w:after="20" w:line="269" w:lineRule="auto"/>
-        <w:ind w:left="0"/>
-        <w:jc w:val="both"/>
+        <w:keepNext w:val="0"/>
+        <w:spacing w:before="0" w:after="80" w:line="276" w:lineRule="auto"/>
+        <w:jc w:val="center"/>
+        <w:widowControl w:val="1"/>
       </w:pPr>
       <w:r>
         <w:rPr>
           <w:rFonts w:ascii="Times New Roman" w:hAnsi="Times New Roman" w:eastAsia="Times New Roman"/>
           <w:b/>
           <w:i w:val="0"/>
-          <w:sz w:val="26"/>
-        </w:rPr>
-        <w:t>Thông tin thanh toán ban đầu:</w:t>
-      </w:r>
-    </w:p>
-    <w:p>
-      <w:pPr>
-        <w:keepNext w:val="0"/>
-        <w:spacing w:before="0" w:after="60" w:line="269" w:lineRule="auto"/>
-        <w:ind w:left="0"/>
-        <w:jc w:val="center"/>
-      </w:pPr>
-      <w:r>
-        <w:rPr>
-          <w:rFonts w:ascii="Times New Roman" w:hAnsi="Times New Roman" w:eastAsia="Times New Roman"/>
-          <w:b/>
-          <w:i w:val="0"/>
-          <w:sz w:val="26"/>
+          <w:sz w:val="24"/>
         </w:rPr>
         <w:t>{{#initialPaymentTable}}</w:t>
       </w:r>
@@ -1576,25 +1644,25 @@
     <w:p>
       <w:pPr>
         <w:keepNext w:val="0"/>
-        <w:spacing w:before="0" w:after="40" w:line="269" w:lineRule="auto"/>
-        <w:ind w:left="0"/>
+        <w:spacing w:before="0" w:after="80" w:line="276" w:lineRule="auto"/>
         <w:jc w:val="both"/>
+        <w:widowControl w:val="1"/>
       </w:pPr>
       <w:r>
         <w:rPr>
           <w:rFonts w:ascii="Times New Roman" w:hAnsi="Times New Roman" w:eastAsia="Times New Roman"/>
           <w:b w:val="0"/>
           <w:i w:val="0"/>
-          <w:sz w:val="26"/>
+          <w:sz w:val="24"/>
         </w:rPr>
-        <w:t xml:space="preserve">Mã nội dung chuyển khoản: </w:t>
+        <w:t xml:space="preserve">3.8. Mã nội dung chuyển khoản: </w:t>
       </w:r>
       <w:r>
         <w:rPr>
           <w:rFonts w:ascii="Times New Roman" w:hAnsi="Times New Roman" w:eastAsia="Times New Roman"/>
           <w:b w:val="0"/>
           <w:i w:val="0"/>
-          <w:sz w:val="26"/>
+          <w:sz w:val="24"/>
         </w:rPr>
         <w:t>{{payment.initial.transferReference}}</w:t>
       </w:r>
@@ -1603,16 +1671,16 @@
           <w:rFonts w:ascii="Times New Roman" w:hAnsi="Times New Roman" w:eastAsia="Times New Roman"/>
           <w:b w:val="0"/>
           <w:i w:val="0"/>
-          <w:sz w:val="26"/>
+          <w:sz w:val="24"/>
         </w:rPr>
-        <w:t xml:space="preserve">; Mã tham chiếu ngân hàng: </w:t>
+        <w:t xml:space="preserve">; Mã tham chiếu giao dịch ngân hàng: </w:t>
       </w:r>
       <w:r>
         <w:rPr>
           <w:rFonts w:ascii="Times New Roman" w:hAnsi="Times New Roman" w:eastAsia="Times New Roman"/>
           <w:b w:val="0"/>
           <w:i w:val="0"/>
-          <w:sz w:val="26"/>
+          <w:sz w:val="24"/>
         </w:rPr>
         <w:t>{{payment.initial.bankTransactionReference}}</w:t>
       </w:r>
@@ -1621,7 +1689,7 @@
           <w:rFonts w:ascii="Times New Roman" w:hAnsi="Times New Roman" w:eastAsia="Times New Roman"/>
           <w:b w:val="0"/>
           <w:i w:val="0"/>
-          <w:sz w:val="26"/>
+          <w:sz w:val="24"/>
         </w:rPr>
         <w:t xml:space="preserve">; Bên B khai báo chuyển: </w:t>
       </w:r>
@@ -1630,7 +1698,7 @@
           <w:rFonts w:ascii="Times New Roman" w:hAnsi="Times New Roman" w:eastAsia="Times New Roman"/>
           <w:b w:val="0"/>
           <w:i w:val="0"/>
-          <w:sz w:val="26"/>
+          <w:sz w:val="24"/>
         </w:rPr>
         <w:t>{{payment.initial.payerReportedAt}}</w:t>
       </w:r>
@@ -1639,7 +1707,7 @@
           <w:rFonts w:ascii="Times New Roman" w:hAnsi="Times New Roman" w:eastAsia="Times New Roman"/>
           <w:b w:val="0"/>
           <w:i w:val="0"/>
-          <w:sz w:val="26"/>
+          <w:sz w:val="24"/>
         </w:rPr>
         <w:t xml:space="preserve">; Bên A xác nhận nhận: </w:t>
       </w:r>
@@ -1648,7 +1716,7 @@
           <w:rFonts w:ascii="Times New Roman" w:hAnsi="Times New Roman" w:eastAsia="Times New Roman"/>
           <w:b w:val="0"/>
           <w:i w:val="0"/>
-          <w:sz w:val="26"/>
+          <w:sz w:val="24"/>
         </w:rPr>
         <w:t>{{payment.initial.payeeConfirmedAt}}</w:t>
       </w:r>
@@ -1657,7 +1725,7 @@
           <w:rFonts w:ascii="Times New Roman" w:hAnsi="Times New Roman" w:eastAsia="Times New Roman"/>
           <w:b w:val="0"/>
           <w:i w:val="0"/>
-          <w:sz w:val="26"/>
+          <w:sz w:val="24"/>
         </w:rPr>
         <w:t xml:space="preserve">; Hoàn tất xác nhận hai chiều: </w:t>
       </w:r>
@@ -1666,7 +1734,7 @@
           <w:rFonts w:ascii="Times New Roman" w:hAnsi="Times New Roman" w:eastAsia="Times New Roman"/>
           <w:b w:val="0"/>
           <w:i w:val="0"/>
-          <w:sz w:val="26"/>
+          <w:sz w:val="24"/>
         </w:rPr>
         <w:t>{{payment.initial.confirmedAt}}</w:t>
       </w:r>
@@ -1675,7 +1743,7 @@
           <w:rFonts w:ascii="Times New Roman" w:hAnsi="Times New Roman" w:eastAsia="Times New Roman"/>
           <w:b w:val="0"/>
           <w:i w:val="0"/>
-          <w:sz w:val="26"/>
+          <w:sz w:val="24"/>
         </w:rPr>
         <w:t xml:space="preserve">; Trạng thái xác nhận: </w:t>
       </w:r>
@@ -1684,7 +1752,7 @@
           <w:rFonts w:ascii="Times New Roman" w:hAnsi="Times New Roman" w:eastAsia="Times New Roman"/>
           <w:b w:val="0"/>
           <w:i w:val="0"/>
-          <w:sz w:val="26"/>
+          <w:sz w:val="24"/>
         </w:rPr>
         <w:t>{{payment.initial.status}}</w:t>
       </w:r>
@@ -1693,7 +1761,7 @@
           <w:rFonts w:ascii="Times New Roman" w:hAnsi="Times New Roman" w:eastAsia="Times New Roman"/>
           <w:b w:val="0"/>
           <w:i w:val="0"/>
-          <w:sz w:val="26"/>
+          <w:sz w:val="24"/>
         </w:rPr>
         <w:t xml:space="preserve">; Tổng số tiền ban đầu: </w:t>
       </w:r>
@@ -1702,7 +1770,7 @@
           <w:rFonts w:ascii="Times New Roman" w:hAnsi="Times New Roman" w:eastAsia="Times New Roman"/>
           <w:b w:val="0"/>
           <w:i w:val="0"/>
-          <w:sz w:val="26"/>
+          <w:sz w:val="24"/>
         </w:rPr>
         <w:t>{{payment.initial.totalAmount}}</w:t>
       </w:r>
@@ -1711,7 +1779,7 @@
           <w:rFonts w:ascii="Times New Roman" w:hAnsi="Times New Roman" w:eastAsia="Times New Roman"/>
           <w:b w:val="0"/>
           <w:i w:val="0"/>
-          <w:sz w:val="26"/>
+          <w:sz w:val="24"/>
         </w:rPr>
         <w:t xml:space="preserve">; Thời điểm hoàn tất (tương thích V2): </w:t>
       </w:r>
@@ -1720,7 +1788,7 @@
           <w:rFonts w:ascii="Times New Roman" w:hAnsi="Times New Roman" w:eastAsia="Times New Roman"/>
           <w:b w:val="0"/>
           <w:i w:val="0"/>
-          <w:sz w:val="26"/>
+          <w:sz w:val="24"/>
         </w:rPr>
         <w:t>{{payment.initial.paidAt}}</w:t>
       </w:r>
@@ -1729,7 +1797,7 @@
           <w:rFonts w:ascii="Times New Roman" w:hAnsi="Times New Roman" w:eastAsia="Times New Roman"/>
           <w:b w:val="0"/>
           <w:i w:val="0"/>
-          <w:sz w:val="26"/>
+          <w:sz w:val="24"/>
         </w:rPr>
         <w:t xml:space="preserve">; Mã giao dịch đối chiếu (tương thích V2): </w:t>
       </w:r>
@@ -1738,7 +1806,7 @@
           <w:rFonts w:ascii="Times New Roman" w:hAnsi="Times New Roman" w:eastAsia="Times New Roman"/>
           <w:b w:val="0"/>
           <w:i w:val="0"/>
-          <w:sz w:val="26"/>
+          <w:sz w:val="24"/>
         </w:rPr>
         <w:t>{{payment.initial.transactionCode}}</w:t>
       </w:r>
@@ -1747,7 +1815,7 @@
           <w:rFonts w:ascii="Times New Roman" w:hAnsi="Times New Roman" w:eastAsia="Times New Roman"/>
           <w:b w:val="0"/>
           <w:i w:val="0"/>
-          <w:sz w:val="26"/>
+          <w:sz w:val="24"/>
         </w:rPr>
         <w:t>.</w:t>
       </w:r>
@@ -1755,9 +1823,9 @@
     <w:p>
       <w:pPr>
         <w:keepNext/>
-        <w:spacing w:before="100" w:after="60" w:line="269" w:lineRule="auto"/>
-        <w:ind w:left="0"/>
-        <w:jc w:val="left"/>
+        <w:spacing w:before="160" w:after="80" w:line="276" w:lineRule="auto"/>
+        <w:jc w:val="both"/>
+        <w:widowControl w:val="1"/>
       </w:pPr>
       <w:r>
         <w:rPr>
@@ -1772,16 +1840,16 @@
     <w:p>
       <w:pPr>
         <w:keepNext/>
-        <w:spacing w:before="0" w:after="20" w:line="269" w:lineRule="auto"/>
-        <w:ind w:left="0"/>
+        <w:spacing w:before="0" w:after="40" w:line="276" w:lineRule="auto"/>
         <w:jc w:val="both"/>
+        <w:widowControl w:val="1"/>
       </w:pPr>
       <w:r>
         <w:rPr>
           <w:rFonts w:ascii="Times New Roman" w:hAnsi="Times New Roman" w:eastAsia="Times New Roman"/>
           <w:b/>
           <w:i w:val="0"/>
-          <w:sz w:val="26"/>
+          <w:sz w:val="24"/>
         </w:rPr>
         <w:t>4.1. Bảng đơn giá điện, nước, internet, rác, vệ sinh và gửi xe:</w:t>
       </w:r>
@@ -1789,16 +1857,16 @@
     <w:p>
       <w:pPr>
         <w:keepNext w:val="0"/>
-        <w:spacing w:before="0" w:after="60" w:line="269" w:lineRule="auto"/>
-        <w:ind w:left="0"/>
+        <w:spacing w:before="0" w:after="80" w:line="276" w:lineRule="auto"/>
         <w:jc w:val="center"/>
+        <w:widowControl w:val="1"/>
       </w:pPr>
       <w:r>
         <w:rPr>
           <w:rFonts w:ascii="Times New Roman" w:hAnsi="Times New Roman" w:eastAsia="Times New Roman"/>
           <w:b/>
           <w:i w:val="0"/>
-          <w:sz w:val="26"/>
+          <w:sz w:val="24"/>
         </w:rPr>
         <w:t>{{#chargesTable}}</w:t>
       </w:r>
@@ -1806,16 +1874,16 @@
     <w:p>
       <w:pPr>
         <w:keepNext/>
-        <w:spacing w:before="0" w:after="20" w:line="269" w:lineRule="auto"/>
-        <w:ind w:left="0"/>
+        <w:spacing w:before="0" w:after="40" w:line="276" w:lineRule="auto"/>
         <w:jc w:val="both"/>
+        <w:widowControl w:val="1"/>
       </w:pPr>
       <w:r>
         <w:rPr>
           <w:rFonts w:ascii="Times New Roman" w:hAnsi="Times New Roman" w:eastAsia="Times New Roman"/>
           <w:b/>
           <w:i w:val="0"/>
-          <w:sz w:val="26"/>
+          <w:sz w:val="24"/>
         </w:rPr>
         <w:t>4.2. Bảng tiện ích và quyền sử dụng không gian chung:</w:t>
       </w:r>
@@ -1823,16 +1891,16 @@
     <w:p>
       <w:pPr>
         <w:keepNext w:val="0"/>
-        <w:spacing w:before="0" w:after="60" w:line="269" w:lineRule="auto"/>
-        <w:ind w:left="0"/>
+        <w:spacing w:before="0" w:after="80" w:line="276" w:lineRule="auto"/>
         <w:jc w:val="center"/>
+        <w:widowControl w:val="1"/>
       </w:pPr>
       <w:r>
         <w:rPr>
           <w:rFonts w:ascii="Times New Roman" w:hAnsi="Times New Roman" w:eastAsia="Times New Roman"/>
           <w:b/>
           <w:i w:val="0"/>
-          <w:sz w:val="26"/>
+          <w:sz w:val="24"/>
         </w:rPr>
         <w:t>{{#amenitiesTable}}</w:t>
       </w:r>
@@ -1840,16 +1908,16 @@
     <w:p>
       <w:pPr>
         <w:keepNext w:val="0"/>
-        <w:spacing w:before="0" w:after="40" w:line="269" w:lineRule="auto"/>
-        <w:ind w:left="0"/>
+        <w:spacing w:before="0" w:after="80" w:line="276" w:lineRule="auto"/>
         <w:jc w:val="both"/>
+        <w:widowControl w:val="1"/>
       </w:pPr>
       <w:r>
         <w:rPr>
           <w:rFonts w:ascii="Times New Roman" w:hAnsi="Times New Roman" w:eastAsia="Times New Roman"/>
           <w:b w:val="0"/>
           <w:i w:val="0"/>
-          <w:sz w:val="26"/>
+          <w:sz w:val="24"/>
         </w:rPr>
         <w:t>4.3. Đối với tiện ích dùng chung (khu giặt phơi, nhà để xe, lối đi chung nếu có), Bên B được quyền sử dụng theo nội quy nhà trọ, khung giờ và tình trạng vận hành thực tế, không cấu thành cam kết vận hành liên tục tuyệt đối.</w:t>
       </w:r>
@@ -1857,9 +1925,9 @@
     <w:p>
       <w:pPr>
         <w:keepNext/>
-        <w:spacing w:before="100" w:after="60" w:line="269" w:lineRule="auto"/>
-        <w:ind w:left="0"/>
-        <w:jc w:val="left"/>
+        <w:spacing w:before="160" w:after="80" w:line="276" w:lineRule="auto"/>
+        <w:jc w:val="both"/>
+        <w:widowControl w:val="1"/>
       </w:pPr>
       <w:r>
         <w:rPr>
@@ -1874,16 +1942,16 @@
     <w:p>
       <w:pPr>
         <w:keepNext/>
-        <w:spacing w:before="0" w:after="20" w:line="269" w:lineRule="auto"/>
-        <w:ind w:left="0"/>
+        <w:spacing w:before="0" w:after="40" w:line="276" w:lineRule="auto"/>
         <w:jc w:val="both"/>
+        <w:widowControl w:val="1"/>
       </w:pPr>
       <w:r>
         <w:rPr>
           <w:rFonts w:ascii="Times New Roman" w:hAnsi="Times New Roman" w:eastAsia="Times New Roman"/>
           <w:b/>
           <w:i w:val="0"/>
-          <w:sz w:val="26"/>
+          <w:sz w:val="24"/>
         </w:rPr>
         <w:t>5.1. Danh mục thiết bị bàn giao trong phòng:</w:t>
       </w:r>
@@ -1891,16 +1959,16 @@
     <w:p>
       <w:pPr>
         <w:keepNext w:val="0"/>
-        <w:spacing w:before="0" w:after="60" w:line="269" w:lineRule="auto"/>
-        <w:ind w:left="0"/>
+        <w:spacing w:before="0" w:after="80" w:line="276" w:lineRule="auto"/>
         <w:jc w:val="center"/>
+        <w:widowControl w:val="1"/>
       </w:pPr>
       <w:r>
         <w:rPr>
           <w:rFonts w:ascii="Times New Roman" w:hAnsi="Times New Roman" w:eastAsia="Times New Roman"/>
           <w:b/>
           <w:i w:val="0"/>
-          <w:sz w:val="26"/>
+          <w:sz w:val="24"/>
         </w:rPr>
         <w:t>{{#equipmentTable}}</w:t>
       </w:r>
@@ -1908,16 +1976,16 @@
     <w:p>
       <w:pPr>
         <w:keepNext w:val="0"/>
-        <w:spacing w:before="0" w:after="40" w:line="269" w:lineRule="auto"/>
-        <w:ind w:left="0"/>
+        <w:spacing w:before="0" w:after="80" w:line="276" w:lineRule="auto"/>
         <w:jc w:val="both"/>
+        <w:widowControl w:val="1"/>
       </w:pPr>
       <w:r>
         <w:rPr>
           <w:rFonts w:ascii="Times New Roman" w:hAnsi="Times New Roman" w:eastAsia="Times New Roman"/>
           <w:b w:val="0"/>
           <w:i w:val="0"/>
-          <w:sz w:val="26"/>
+          <w:sz w:val="24"/>
         </w:rPr>
         <w:t>5.2. Bên B có trách nhiệm sử dụng đúng tính năng, giữ gìn vệ sinh và đền bù nếu làm hư hỏng, mất mát.</w:t>
       </w:r>
@@ -1925,9 +1993,9 @@
     <w:p>
       <w:pPr>
         <w:keepNext/>
-        <w:spacing w:before="100" w:after="60" w:line="269" w:lineRule="auto"/>
-        <w:ind w:left="0"/>
-        <w:jc w:val="left"/>
+        <w:spacing w:before="160" w:after="80" w:line="276" w:lineRule="auto"/>
+        <w:jc w:val="both"/>
+        <w:widowControl w:val="1"/>
       </w:pPr>
       <w:r>
         <w:rPr>
@@ -1942,16 +2010,16 @@
     <w:p>
       <w:pPr>
         <w:keepNext w:val="0"/>
-        <w:spacing w:before="0" w:after="40" w:line="269" w:lineRule="auto"/>
-        <w:ind w:left="0"/>
+        <w:spacing w:before="0" w:after="80" w:line="276" w:lineRule="auto"/>
         <w:jc w:val="both"/>
+        <w:widowControl w:val="1"/>
       </w:pPr>
       <w:r>
         <w:rPr>
           <w:rFonts w:ascii="Times New Roman" w:hAnsi="Times New Roman" w:eastAsia="Times New Roman"/>
           <w:b w:val="0"/>
           <w:i w:val="0"/>
-          <w:sz w:val="26"/>
+          <w:sz w:val="24"/>
         </w:rPr>
         <w:t>6.1. Giao phòng và tiện nghi đúng hiện trạng thỏa thuận.</w:t>
       </w:r>
@@ -1959,16 +2027,16 @@
     <w:p>
       <w:pPr>
         <w:keepNext w:val="0"/>
-        <w:spacing w:before="0" w:after="40" w:line="269" w:lineRule="auto"/>
-        <w:ind w:left="0"/>
+        <w:spacing w:before="0" w:after="80" w:line="276" w:lineRule="auto"/>
         <w:jc w:val="both"/>
+        <w:widowControl w:val="1"/>
       </w:pPr>
       <w:r>
         <w:rPr>
           <w:rFonts w:ascii="Times New Roman" w:hAnsi="Times New Roman" w:eastAsia="Times New Roman"/>
           <w:b w:val="0"/>
           <w:i w:val="0"/>
-          <w:sz w:val="26"/>
+          <w:sz w:val="24"/>
         </w:rPr>
         <w:t>6.2. Cung cấp tài khoản ngân hàng chính xác; kiểm tra và xác nhận kịp thời khi nhận được tiền.</w:t>
       </w:r>
@@ -1976,16 +2044,16 @@
     <w:p>
       <w:pPr>
         <w:keepNext w:val="0"/>
-        <w:spacing w:before="0" w:after="40" w:line="269" w:lineRule="auto"/>
-        <w:ind w:left="0"/>
+        <w:spacing w:before="0" w:after="80" w:line="276" w:lineRule="auto"/>
         <w:jc w:val="both"/>
+        <w:widowControl w:val="1"/>
       </w:pPr>
       <w:r>
         <w:rPr>
           <w:rFonts w:ascii="Times New Roman" w:hAnsi="Times New Roman" w:eastAsia="Times New Roman"/>
           <w:b w:val="0"/>
           <w:i w:val="0"/>
-          <w:sz w:val="26"/>
+          <w:sz w:val="24"/>
         </w:rPr>
         <w:t>6.3. Đăng ký tạm trú cho Bên B theo đúng quy định Luật Cư trú; đảm bảo an ninh khu trọ và bảo trì hệ thống cấp thoát nước, điện tổng.</w:t>
       </w:r>
@@ -1993,9 +2061,9 @@
     <w:p>
       <w:pPr>
         <w:keepNext/>
-        <w:spacing w:before="100" w:after="60" w:line="269" w:lineRule="auto"/>
-        <w:ind w:left="0"/>
-        <w:jc w:val="left"/>
+        <w:spacing w:before="160" w:after="80" w:line="276" w:lineRule="auto"/>
+        <w:jc w:val="both"/>
+        <w:widowControl w:val="1"/>
       </w:pPr>
       <w:r>
         <w:rPr>
@@ -2010,16 +2078,16 @@
     <w:p>
       <w:pPr>
         <w:keepNext w:val="0"/>
-        <w:spacing w:before="0" w:after="40" w:line="269" w:lineRule="auto"/>
-        <w:ind w:left="0"/>
+        <w:spacing w:before="0" w:after="80" w:line="276" w:lineRule="auto"/>
         <w:jc w:val="both"/>
+        <w:widowControl w:val="1"/>
       </w:pPr>
       <w:r>
         <w:rPr>
           <w:rFonts w:ascii="Times New Roman" w:hAnsi="Times New Roman" w:eastAsia="Times New Roman"/>
           <w:b w:val="0"/>
           <w:i w:val="0"/>
-          <w:sz w:val="26"/>
+          <w:sz w:val="24"/>
         </w:rPr>
         <w:t xml:space="preserve">7.1. Cư trú đúng số người đăng ký: </w:t>
       </w:r>
@@ -2028,7 +2096,7 @@
           <w:rFonts w:ascii="Times New Roman" w:hAnsi="Times New Roman" w:eastAsia="Times New Roman"/>
           <w:b w:val="0"/>
           <w:i w:val="0"/>
-          <w:sz w:val="26"/>
+          <w:sz w:val="24"/>
         </w:rPr>
         <w:t>{{tenant.occupantCount}}</w:t>
       </w:r>
@@ -2037,7 +2105,7 @@
           <w:rFonts w:ascii="Times New Roman" w:hAnsi="Times New Roman" w:eastAsia="Times New Roman"/>
           <w:b w:val="0"/>
           <w:i w:val="0"/>
-          <w:sz w:val="26"/>
+          <w:sz w:val="24"/>
         </w:rPr>
         <w:t xml:space="preserve"> người; giữ đúng số lượng xe: </w:t>
       </w:r>
@@ -2046,7 +2114,7 @@
           <w:rFonts w:ascii="Times New Roman" w:hAnsi="Times New Roman" w:eastAsia="Times New Roman"/>
           <w:b w:val="0"/>
           <w:i w:val="0"/>
-          <w:sz w:val="26"/>
+          <w:sz w:val="24"/>
         </w:rPr>
         <w:t>{{tenant.motorbikeCount}}</w:t>
       </w:r>
@@ -2055,7 +2123,7 @@
           <w:rFonts w:ascii="Times New Roman" w:hAnsi="Times New Roman" w:eastAsia="Times New Roman"/>
           <w:b w:val="0"/>
           <w:i w:val="0"/>
-          <w:sz w:val="26"/>
+          <w:sz w:val="24"/>
         </w:rPr>
         <w:t xml:space="preserve"> xe máy. Khách ở qua đêm phải báo trước với Bên A và đăng ký theo quy định.</w:t>
       </w:r>
@@ -2063,16 +2131,16 @@
     <w:p>
       <w:pPr>
         <w:keepNext w:val="0"/>
-        <w:spacing w:before="0" w:after="40" w:line="269" w:lineRule="auto"/>
-        <w:ind w:left="0"/>
+        <w:spacing w:before="0" w:after="80" w:line="276" w:lineRule="auto"/>
         <w:jc w:val="both"/>
+        <w:widowControl w:val="1"/>
       </w:pPr>
       <w:r>
         <w:rPr>
           <w:rFonts w:ascii="Times New Roman" w:hAnsi="Times New Roman" w:eastAsia="Times New Roman"/>
           <w:b w:val="0"/>
           <w:i w:val="0"/>
-          <w:sz w:val="26"/>
+          <w:sz w:val="24"/>
         </w:rPr>
         <w:t>7.2. TUÂN THỦ NGHIÊM NGẶT PCCC: Không sạc pin/ắc quy xe điện qua đêm không có người trông coi; không đun nấu bằng bếp gas mini không bảo đảm an toàn; không che chắn hành lang, cầu thang thoát nạn.</w:t>
       </w:r>
@@ -2080,16 +2148,16 @@
     <w:p>
       <w:pPr>
         <w:keepNext w:val="0"/>
-        <w:spacing w:before="0" w:after="40" w:line="269" w:lineRule="auto"/>
-        <w:ind w:left="0"/>
+        <w:spacing w:before="0" w:after="80" w:line="276" w:lineRule="auto"/>
         <w:jc w:val="both"/>
+        <w:widowControl w:val="1"/>
       </w:pPr>
       <w:r>
         <w:rPr>
           <w:rFonts w:ascii="Times New Roman" w:hAnsi="Times New Roman" w:eastAsia="Times New Roman"/>
           <w:b w:val="0"/>
           <w:i w:val="0"/>
-          <w:sz w:val="26"/>
+          <w:sz w:val="24"/>
         </w:rPr>
         <w:t>7.3. Chuyển khoản tiền thuê và chi phí đầy đủ, đúng hạn vào tài khoản ngân hàng của Bên A.</w:t>
       </w:r>
@@ -2097,16 +2165,16 @@
     <w:p>
       <w:pPr>
         <w:keepNext w:val="0"/>
-        <w:spacing w:before="0" w:after="40" w:line="269" w:lineRule="auto"/>
-        <w:ind w:left="0"/>
+        <w:spacing w:before="0" w:after="80" w:line="276" w:lineRule="auto"/>
         <w:jc w:val="both"/>
+        <w:widowControl w:val="1"/>
       </w:pPr>
       <w:r>
         <w:rPr>
           <w:rFonts w:ascii="Times New Roman" w:hAnsi="Times New Roman" w:eastAsia="Times New Roman"/>
           <w:b w:val="0"/>
           <w:i w:val="0"/>
-          <w:sz w:val="26"/>
+          <w:sz w:val="24"/>
         </w:rPr>
         <w:t>7.4. Giữ gìn an ninh trật tự, không mở nhạc lớn sau 22h00; giữ vệ sinh khu vực chung (sân phơi, nhà xe, hành lang).</w:t>
       </w:r>
@@ -2114,9 +2182,9 @@
     <w:p>
       <w:pPr>
         <w:keepNext/>
-        <w:spacing w:before="100" w:after="60" w:line="269" w:lineRule="auto"/>
-        <w:ind w:left="0"/>
-        <w:jc w:val="left"/>
+        <w:spacing w:before="160" w:after="80" w:line="276" w:lineRule="auto"/>
+        <w:jc w:val="both"/>
+        <w:widowControl w:val="1"/>
       </w:pPr>
       <w:r>
         <w:rPr>
@@ -2125,39 +2193,39 @@
           <w:i w:val="0"/>
           <w:sz w:val="26"/>
         </w:rPr>
-        <w:t>ĐIỀU 8. ĐIỀU KHOẢN VỀ VẬT NUÔI VÀ THỎA THUẬN KHÁC</w:t>
+        <w:t>ĐIỀU 8. QUY ĐỊNH VỀ VẬT NUÔI VÀ THỎA THUẬN KHÁC</w:t>
       </w:r>
     </w:p>
     <w:p>
       <w:pPr>
         <w:keepNext w:val="0"/>
-        <w:spacing w:before="0" w:after="40" w:line="269" w:lineRule="auto"/>
-        <w:ind w:left="0"/>
+        <w:spacing w:before="0" w:after="80" w:line="276" w:lineRule="auto"/>
         <w:jc w:val="both"/>
+        <w:widowControl w:val="1"/>
       </w:pPr>
       <w:r>
         <w:rPr>
           <w:rFonts w:ascii="Times New Roman" w:hAnsi="Times New Roman" w:eastAsia="Times New Roman"/>
           <w:b w:val="0"/>
           <w:i w:val="0"/>
-          <w:sz w:val="26"/>
+          <w:sz w:val="24"/>
         </w:rPr>
-        <w:t>8.1. Quy định vật nuôi: Chỉ được nuôi nếu khu trọ cho phép (thể hiện tại Bảng tiện ích); Bên B chịu trách nhiệm giữ gìn vệ sinh, không gây ồn ào và bồi thường thiệt hại do vật nuôi gây ra.</w:t>
+        <w:t>8.1. Quy định vật nuôi: Chỉ được nuôi nếu khu trọ cho phép (thể hiện tại Bảng tiện ích); Bên B chịu trách nhiệm giữ gìn vệ sinh và không gây ồn ào.</w:t>
       </w:r>
     </w:p>
     <w:p>
       <w:pPr>
         <w:keepNext w:val="0"/>
-        <w:spacing w:before="0" w:after="40" w:line="269" w:lineRule="auto"/>
-        <w:ind w:left="0"/>
+        <w:spacing w:before="0" w:after="80" w:line="276" w:lineRule="auto"/>
         <w:jc w:val="both"/>
+        <w:widowControl w:val="1"/>
       </w:pPr>
       <w:r>
         <w:rPr>
           <w:rFonts w:ascii="Times New Roman" w:hAnsi="Times New Roman" w:eastAsia="Times New Roman"/>
           <w:b w:val="0"/>
           <w:i w:val="0"/>
-          <w:sz w:val="26"/>
+          <w:sz w:val="24"/>
         </w:rPr>
         <w:t xml:space="preserve">8.2. Thỏa thuận bổ sung: </w:t>
       </w:r>
@@ -2166,7 +2234,7 @@
           <w:rFonts w:ascii="Times New Roman" w:hAnsi="Times New Roman" w:eastAsia="Times New Roman"/>
           <w:b w:val="0"/>
           <w:i w:val="0"/>
-          <w:sz w:val="26"/>
+          <w:sz w:val="24"/>
         </w:rPr>
         <w:t>{{contract.specialTerms}}</w:t>
       </w:r>
@@ -2175,7 +2243,7 @@
           <w:rFonts w:ascii="Times New Roman" w:hAnsi="Times New Roman" w:eastAsia="Times New Roman"/>
           <w:b w:val="0"/>
           <w:i w:val="0"/>
-          <w:sz w:val="26"/>
+          <w:sz w:val="24"/>
         </w:rPr>
         <w:t>.</w:t>
       </w:r>
@@ -2183,9 +2251,9 @@
     <w:p>
       <w:pPr>
         <w:keepNext/>
-        <w:spacing w:before="100" w:after="60" w:line="269" w:lineRule="auto"/>
-        <w:ind w:left="0"/>
-        <w:jc w:val="left"/>
+        <w:spacing w:before="160" w:after="80" w:line="276" w:lineRule="auto"/>
+        <w:jc w:val="both"/>
+        <w:widowControl w:val="1"/>
       </w:pPr>
       <w:r>
         <w:rPr>
@@ -2194,49 +2262,49 @@
           <w:i w:val="0"/>
           <w:sz w:val="26"/>
         </w:rPr>
-        <w:t>ĐIỀU 9. CHẤM DỨT HỢP ĐỒNG VÀ GIẢI QUYẾT TRANH CHẤP</w:t>
+        <w:t>ĐIỀU 9. CHẤM DỨT HỢP ĐỒNG VÀ HOÀN TRẢ PHÒNG</w:t>
       </w:r>
     </w:p>
     <w:p>
       <w:pPr>
         <w:keepNext w:val="0"/>
-        <w:spacing w:before="0" w:after="40" w:line="269" w:lineRule="auto"/>
-        <w:ind w:left="0"/>
+        <w:spacing w:before="0" w:after="80" w:line="276" w:lineRule="auto"/>
         <w:jc w:val="both"/>
+        <w:widowControl w:val="1"/>
       </w:pPr>
       <w:r>
         <w:rPr>
           <w:rFonts w:ascii="Times New Roman" w:hAnsi="Times New Roman" w:eastAsia="Times New Roman"/>
           <w:b w:val="0"/>
           <w:i w:val="0"/>
-          <w:sz w:val="26"/>
+          <w:sz w:val="24"/>
         </w:rPr>
-        <w:t>9.1. Bên B muốn trả phòng trước hạn phải báo trước tối thiểu theo thỏa thuận, dọn dẹp sạch sẽ và bàn giao lại chìa khóa, hiện trạng phòng; hai bên quyết toán và chuyển khoản hoàn cọc trực tiếp vào tài khoản ngân hàng của Bên B theo Điều 3.</w:t>
+        <w:t>9.1. Bên B muốn trả phòng trước hạn phải báo trước tối thiểu theo thỏa thuận, dọn dẹp sạch sẽ và bàn giao lại chìa khóa, hiện trạng phòng.</w:t>
       </w:r>
     </w:p>
     <w:p>
       <w:pPr>
         <w:keepNext w:val="0"/>
-        <w:spacing w:before="0" w:after="40" w:line="269" w:lineRule="auto"/>
-        <w:ind w:left="0"/>
+        <w:spacing w:before="0" w:after="80" w:line="276" w:lineRule="auto"/>
         <w:jc w:val="both"/>
+        <w:widowControl w:val="1"/>
       </w:pPr>
       <w:r>
         <w:rPr>
           <w:rFonts w:ascii="Times New Roman" w:hAnsi="Times New Roman" w:eastAsia="Times New Roman"/>
           <w:b w:val="0"/>
           <w:i w:val="0"/>
-          <w:sz w:val="26"/>
+          <w:sz w:val="24"/>
         </w:rPr>
-        <w:t>9.2. Tranh chấp trước hết được giải quyết thông qua thương lượng; nếu không thành, các bên có quyền yêu cầu Tòa án có thẩm quyền giải quyết theo pháp luật.</w:t>
+        <w:t>9.2. Quyết toán và chuyển khoản hoàn cọc trực tiếp vào tài khoản ngân hàng của Bên B.</w:t>
       </w:r>
     </w:p>
     <w:p>
       <w:pPr>
         <w:keepNext/>
-        <w:spacing w:before="100" w:after="60" w:line="269" w:lineRule="auto"/>
-        <w:ind w:left="0"/>
-        <w:jc w:val="left"/>
+        <w:spacing w:before="160" w:after="80" w:line="276" w:lineRule="auto"/>
+        <w:jc w:val="both"/>
+        <w:widowControl w:val="1"/>
       </w:pPr>
       <w:r>
         <w:rPr>
@@ -2251,33 +2319,33 @@
     <w:p>
       <w:pPr>
         <w:keepNext w:val="0"/>
-        <w:spacing w:before="0" w:after="40" w:line="269" w:lineRule="auto"/>
-        <w:ind w:left="0"/>
+        <w:spacing w:before="0" w:after="80" w:line="276" w:lineRule="auto"/>
         <w:jc w:val="both"/>
+        <w:widowControl w:val="1"/>
       </w:pPr>
       <w:r>
         <w:rPr>
           <w:rFonts w:ascii="Times New Roman" w:hAnsi="Times New Roman" w:eastAsia="Times New Roman"/>
           <w:b w:val="0"/>
           <w:i w:val="0"/>
-          <w:sz w:val="26"/>
+          <w:sz w:val="24"/>
         </w:rPr>
-        <w:t>10.1. Hợp đồng được giao kết điện tử/xác nhận thông qua nền tảng HomeSpace phù hợp Luật Giao dịch điện tử.</w:t>
+        <w:t>10.1. Hợp đồng được giao kết điện tử qua nền tảng HomeSpace theo Luật Giao dịch điện tử.</w:t>
       </w:r>
     </w:p>
     <w:p>
       <w:pPr>
         <w:keepNext w:val="0"/>
-        <w:spacing w:before="0" w:after="40" w:line="269" w:lineRule="auto"/>
-        <w:ind w:left="0"/>
+        <w:spacing w:before="0" w:after="80" w:line="276" w:lineRule="auto"/>
         <w:jc w:val="both"/>
+        <w:widowControl w:val="1"/>
       </w:pPr>
       <w:r>
         <w:rPr>
           <w:rFonts w:ascii="Times New Roman" w:hAnsi="Times New Roman" w:eastAsia="Times New Roman"/>
           <w:b w:val="0"/>
           <w:i w:val="0"/>
-          <w:sz w:val="26"/>
+          <w:sz w:val="24"/>
         </w:rPr>
         <w:t xml:space="preserve">10.2. Phiên bản schema: </w:t>
       </w:r>
@@ -2286,7 +2354,7 @@
           <w:rFonts w:ascii="Times New Roman" w:hAnsi="Times New Roman" w:eastAsia="Times New Roman"/>
           <w:b w:val="0"/>
           <w:i w:val="0"/>
-          <w:sz w:val="26"/>
+          <w:sz w:val="24"/>
         </w:rPr>
         <w:t>{{contract.schemaVersion}}</w:t>
       </w:r>
@@ -2295,16 +2363,16 @@
           <w:rFonts w:ascii="Times New Roman" w:hAnsi="Times New Roman" w:eastAsia="Times New Roman"/>
           <w:b w:val="0"/>
           <w:i w:val="0"/>
-          <w:sz w:val="26"/>
+          <w:sz w:val="24"/>
         </w:rPr>
-        <w:t xml:space="preserve">; Số hiệu bản sửa đổi: </w:t>
+        <w:t xml:space="preserve">, Số hiệu bản sửa đổi: </w:t>
       </w:r>
       <w:r>
         <w:rPr>
           <w:rFonts w:ascii="Times New Roman" w:hAnsi="Times New Roman" w:eastAsia="Times New Roman"/>
           <w:b w:val="0"/>
           <w:i w:val="0"/>
-          <w:sz w:val="26"/>
+          <w:sz w:val="24"/>
         </w:rPr>
         <w:t>{{contract.revisionNumber}}</w:t>
       </w:r>
@@ -2313,7 +2381,7 @@
           <w:rFonts w:ascii="Times New Roman" w:hAnsi="Times New Roman" w:eastAsia="Times New Roman"/>
           <w:b w:val="0"/>
           <w:i w:val="0"/>
-          <w:sz w:val="26"/>
+          <w:sz w:val="24"/>
         </w:rPr>
         <w:t>.</w:t>
       </w:r>
@@ -2321,144 +2389,25 @@
     <w:p>
       <w:pPr>
         <w:keepNext w:val="0"/>
-        <w:spacing w:before="0" w:after="40" w:line="269" w:lineRule="auto"/>
-        <w:ind w:left="0"/>
+        <w:spacing w:before="0" w:after="0" w:line="276" w:lineRule="auto"/>
         <w:jc w:val="both"/>
+        <w:widowControl w:val="1"/>
       </w:pPr>
       <w:r>
         <w:rPr>
           <w:rFonts w:ascii="Times New Roman" w:hAnsi="Times New Roman" w:eastAsia="Times New Roman"/>
           <w:b w:val="0"/>
           <w:i w:val="0"/>
-          <w:sz w:val="26"/>
+          <w:sz w:val="24"/>
         </w:rPr>
-        <w:t>10.3. Hợp đồng có hiệu lực kể từ thời điểm hai bên hoàn tất xác nhận/ký điện tử.</w:t>
+        <w:t>10.3. Hợp đồng có hiệu lực sau khi hai bên hoàn tất xác nhận điện tử.</w:t>
       </w:r>
     </w:p>
-    <w:p>
-      <w:pPr>
-        <w:keepNext/>
-        <w:spacing w:before="140" w:after="80" w:line="269" w:lineRule="auto"/>
-        <w:ind w:left="0"/>
-        <w:jc w:val="center"/>
-      </w:pPr>
-      <w:r>
-        <w:rPr>
-          <w:rFonts w:ascii="Times New Roman" w:hAnsi="Times New Roman" w:eastAsia="Times New Roman"/>
-          <w:b/>
-          <w:i w:val="0"/>
-          <w:sz w:val="26"/>
-        </w:rPr>
-        <w:t>ĐẠI DIỆN CÁC BÊN KÝ/XÁC NHẬN</w:t>
-      </w:r>
-    </w:p>
-    <w:tbl>
-      <w:tblPr>
-        <w:tblW w:type="auto" w:w="0"/>
-        <w:jc w:val="center"/>
-        <w:tblLayout w:type="fixed"/>
-        <w:tblLook w:firstColumn="1" w:firstRow="1" w:lastColumn="0" w:lastRow="0" w:noHBand="0" w:noVBand="1" w:val="04A0"/>
-      </w:tblPr>
-      <w:tblGrid>
-        <w:gridCol w:w="4986"/>
-        <w:gridCol w:w="4986"/>
-      </w:tblGrid>
-      <w:tr>
-        <w:tc>
-          <w:tcPr>
-            <w:tcW w:type="dxa" w:w="4649"/>
-            <w:vAlign w:val="center"/>
-          </w:tcPr>
-          <w:p>
-            <w:pPr>
-              <w:jc w:val="center"/>
-            </w:pPr>
-            <w:r>
-              <w:rPr>
-                <w:rFonts w:ascii="Times New Roman" w:hAnsi="Times New Roman" w:eastAsia="Times New Roman"/>
-                <w:b/>
-                <w:i w:val="0"/>
-                <w:sz w:val="26"/>
-              </w:rPr>
-              <w:t>ĐẠI DIỆN BÊN A</w:t>
-            </w:r>
-          </w:p>
-        </w:tc>
-        <w:tc>
-          <w:tcPr>
-            <w:tcW w:type="dxa" w:w="4649"/>
-            <w:vAlign w:val="center"/>
-          </w:tcPr>
-          <w:p>
-            <w:pPr>
-              <w:jc w:val="center"/>
-            </w:pPr>
-            <w:r>
-              <w:rPr>
-                <w:rFonts w:ascii="Times New Roman" w:hAnsi="Times New Roman" w:eastAsia="Times New Roman"/>
-                <w:b/>
-                <w:i w:val="0"/>
-                <w:sz w:val="26"/>
-              </w:rPr>
-              <w:t>ĐẠI DIỆN BÊN B</w:t>
-            </w:r>
-          </w:p>
-        </w:tc>
-      </w:tr>
-      <w:tr>
-        <w:tc>
-          <w:tcPr>
-            <w:tcW w:type="dxa" w:w="4649"/>
-          </w:tcPr>
-          <w:p>
-            <w:pPr>
-              <w:jc w:val="center"/>
-            </w:pPr>
-            <w:r>
-              <w:rPr>
-                <w:rFonts w:ascii="Times New Roman" w:hAnsi="Times New Roman" w:eastAsia="Times New Roman"/>
-                <w:b w:val="0"/>
-                <w:i w:val="0"/>
-                <w:sz w:val="26"/>
-              </w:rPr>
-              <w:t>(Ký, ghi rõ họ tên hoặc ký điện tử)</w:t>
-            </w:r>
-          </w:p>
-          <w:p/>
-          <w:p/>
-          <w:p/>
-          <w:p/>
-        </w:tc>
-        <w:tc>
-          <w:tcPr>
-            <w:tcW w:type="dxa" w:w="4649"/>
-          </w:tcPr>
-          <w:p>
-            <w:pPr>
-              <w:jc w:val="center"/>
-            </w:pPr>
-            <w:r>
-              <w:rPr>
-                <w:rFonts w:ascii="Times New Roman" w:hAnsi="Times New Roman" w:eastAsia="Times New Roman"/>
-                <w:b w:val="0"/>
-                <w:i w:val="0"/>
-                <w:sz w:val="26"/>
-              </w:rPr>
-              <w:t>(Ký, ghi rõ họ tên hoặc ký điện tử)</w:t>
-            </w:r>
-          </w:p>
-          <w:p/>
-          <w:p/>
-          <w:p/>
-          <w:p/>
-        </w:tc>
-      </w:tr>
-    </w:tbl>
     <w:sectPr>
       <w:headerReference w:type="default" r:id="rId9"/>
       <w:footerReference w:type="default" r:id="rId10"/>
-      <w:pgSz w:w="12240" w:h="15840"/>
-      <w:pgMar w:top="964" w:right="1020" w:bottom="964" w:left="1247" w:header="720" w:footer="720" w:gutter="0"/>
+      <w:pgSz w:w="11906" w:h="16838"/>
+      <w:pgMar w:top="1701" w:right="1417" w:bottom="1417" w:left="1417" w:header="709" w:footer="709" w:gutter="0"/>
       <w:cols w:space="720"/>
       <w:docGrid w:linePitch="360"/>
     </w:sectPr>
@@ -2471,20 +2420,8 @@
   <w:p>
     <w:pPr>
       <w:pStyle w:val="Footer"/>
-      <w:jc w:val="center"/>
     </w:pPr>
-    <w:r>
-      <w:rPr>
-        <w:rFonts w:ascii="Times New Roman" w:hAnsi="Times New Roman" w:eastAsia="Times New Roman"/>
-        <w:b w:val="0"/>
-        <w:i w:val="0"/>
-        <w:sz w:val="18"/>
-      </w:rPr>
-      <w:t xml:space="preserve">Trang </w:t>
-      <w:fldChar w:fldCharType="begin"/>
-      <w:instrText xml:space="preserve">PAGE</w:instrText>
-      <w:fldChar w:fldCharType="end"/>
-    </w:r>
+    <w:r/>
   </w:p>
 </w:ftr>
 </file>
@@ -2494,14 +2431,16 @@
   <w:p>
     <w:pPr>
       <w:pStyle w:val="Header"/>
+      <w:spacing w:after="0"/>
       <w:jc w:val="right"/>
     </w:pPr>
     <w:r>
       <w:rPr>
         <w:rFonts w:ascii="Times New Roman" w:hAnsi="Times New Roman" w:eastAsia="Times New Roman"/>
         <w:b w:val="0"/>
-        <w:i/>
-        <w:sz w:val="18"/>
+        <w:i w:val="0"/>
+        <w:color w:val="969696"/>
+        <w:sz w:val="16"/>
       </w:rPr>
       <w:t>HomeSpace | Mẫu hợp đồng điện tử | Phòng trọ</w:t>
     </w:r>
@@ -2872,9 +2811,12 @@
     <w:name w:val="Normal"/>
     <w:qFormat/>
     <w:rsid w:val="00FC693F"/>
+    <w:pPr>
+      <w:spacing w:line="276" w:lineRule="auto" w:after="80"/>
+    </w:pPr>
     <w:rPr>
       <w:rFonts w:ascii="Times New Roman" w:hAnsi="Times New Roman" w:eastAsia="Times New Roman"/>
-      <w:sz w:val="26"/>
+      <w:sz w:val="24"/>
     </w:rPr>
   </w:style>
   <w:style w:type="paragraph" w:styleId="Header">
